--- a/CARPETA COMPARTIDA TUTOR/Seguimiento de avances/Seguimiento de tareas.docx
+++ b/CARPETA COMPARTIDA TUTOR/Seguimiento de avances/Seguimiento de tareas.docx
@@ -1,23 +1,21 @@
 
 <file path=word/document.xml><?xml version="1.0" encoding="utf-8"?>
-<w:document xmlns:mc="http://schemas.openxmlformats.org/markup-compatibility/2006" xmlns:o="urn:schemas-microsoft-com:office:office" xmlns:r="http://schemas.openxmlformats.org/officeDocument/2006/relationships" xmlns:m="http://schemas.openxmlformats.org/officeDocument/2006/math" xmlns:v="urn:schemas-microsoft-com:vml" xmlns:wp="http://schemas.openxmlformats.org/drawingml/2006/wordprocessingDrawing" xmlns:w10="urn:schemas-microsoft-com:office:word" xmlns:w="http://schemas.openxmlformats.org/wordprocessingml/2006/main" xmlns:wne="http://schemas.microsoft.com/office/word/2006/wordml" xmlns:sl="http://schemas.openxmlformats.org/schemaLibrary/2006/main" xmlns:a="http://schemas.openxmlformats.org/drawingml/2006/main" xmlns:pic="http://schemas.openxmlformats.org/drawingml/2006/picture" xmlns:c="http://schemas.openxmlformats.org/drawingml/2006/chart" xmlns:lc="http://schemas.openxmlformats.org/drawingml/2006/lockedCanvas" xmlns:dgm="http://schemas.openxmlformats.org/drawingml/2006/diagram" xmlns:wps="http://schemas.microsoft.com/office/word/2010/wordprocessingShape" xmlns:wpg="http://schemas.microsoft.com/office/word/2010/wordprocessingGroup" xmlns:w14="http://schemas.microsoft.com/office/word/2010/wordml" xmlns:w15="http://schemas.microsoft.com/office/word/2012/wordml" xmlns:w16="http://schemas.microsoft.com/office/word/2018/wordml" xmlns:w16cex="http://schemas.microsoft.com/office/word/2018/wordml/cex" xmlns:w16cid="http://schemas.microsoft.com/office/word/2016/wordml/cid" xmlns="http://schemas.microsoft.com/office/tasks/2019/documenttasks" xmlns:cr="http://schemas.microsoft.com/office/comments/2020/reactions">
+<w:document xmlns:wpc="http://schemas.microsoft.com/office/word/2010/wordprocessingCanvas" xmlns:cx="http://schemas.microsoft.com/office/drawing/2014/chartex" xmlns:cx1="http://schemas.microsoft.com/office/drawing/2015/9/8/chartex" xmlns:cx2="http://schemas.microsoft.com/office/drawing/2015/10/21/chartex" xmlns:cx3="http://schemas.microsoft.com/office/drawing/2016/5/9/chartex" xmlns:cx4="http://schemas.microsoft.com/office/drawing/2016/5/10/chartex" xmlns:cx5="http://schemas.microsoft.com/office/drawing/2016/5/11/chartex" xmlns:cx6="http://schemas.microsoft.com/office/drawing/2016/5/12/chartex" xmlns:cx7="http://schemas.microsoft.com/office/drawing/2016/5/13/chartex" xmlns:cx8="http://schemas.microsoft.com/office/drawing/2016/5/14/chartex" xmlns:mc="http://schemas.openxmlformats.org/markup-compatibility/2006" xmlns:aink="http://schemas.microsoft.com/office/drawing/2016/ink" xmlns:am3d="http://schemas.microsoft.com/office/drawing/2017/model3d" xmlns:o="urn:schemas-microsoft-com:office:office" xmlns:oel="http://schemas.microsoft.com/office/2019/extlst" xmlns:r="http://schemas.openxmlformats.org/officeDocument/2006/relationships" xmlns:m="http://schemas.openxmlformats.org/officeDocument/2006/math" xmlns:v="urn:schemas-microsoft-com:vml" xmlns:wp14="http://schemas.microsoft.com/office/word/2010/wordprocessingDrawing" xmlns:wp="http://schemas.openxmlformats.org/drawingml/2006/wordprocessingDrawing" xmlns:w10="urn:schemas-microsoft-com:office:word" xmlns:w="http://schemas.openxmlformats.org/wordprocessingml/2006/main" xmlns:w14="http://schemas.microsoft.com/office/word/2010/wordml" xmlns:w15="http://schemas.microsoft.com/office/word/2012/wordml" xmlns:w16cex="http://schemas.microsoft.com/office/word/2018/wordml/cex" xmlns:w16cid="http://schemas.microsoft.com/office/word/2016/wordml/cid" xmlns:w16="http://schemas.microsoft.com/office/word/2018/wordml" xmlns:w16du="http://schemas.microsoft.com/office/word/2023/wordml/word16du" xmlns:w16sdtdh="http://schemas.microsoft.com/office/word/2020/wordml/sdtdatahash" xmlns:w16sdtfl="http://schemas.microsoft.com/office/word/2024/wordml/sdtformatlock" xmlns:w16se="http://schemas.microsoft.com/office/word/2015/wordml/symex" xmlns:wpg="http://schemas.microsoft.com/office/word/2010/wordprocessingGroup" xmlns:wpi="http://schemas.microsoft.com/office/word/2010/wordprocessingInk" xmlns:wne="http://schemas.microsoft.com/office/word/2006/wordml" xmlns:wps="http://schemas.microsoft.com/office/word/2010/wordprocessingShape" mc:Ignorable="w14 w15 w16se w16cid w16 w16cex w16sdtdh w16sdtfl w16du wp14">
   <w:background w:color="FFFFFF"/>
   <w:body>
     <w:p>
       <w:pPr>
-        <w:shd w:fill="ffffff" w:val="clear"/>
-        <w:spacing w:after="200" w:before="200" w:lineRule="auto"/>
-        <w:ind w:left="0" w:firstLine="0"/>
-        <w:rPr>
-          <w:color w:val="222222"/>
-        </w:rPr>
-      </w:pPr>
-      <w:r>
-        <w:rPr>
-          <w:color w:val="222222"/>
-          <w:rtl w:val="0"/>
-        </w:rPr>
-        <w:t xml:space="preserve">14/11/2025</w:t>
+        <w:shd w:val="clear" w:color="auto" w:fill="FFFFFF"/>
+        <w:spacing w:before="200" w:after="200"/>
+        <w:rPr>
+          <w:color w:val="222222"/>
+        </w:rPr>
+      </w:pPr>
+      <w:r>
+        <w:rPr>
+          <w:color w:val="222222"/>
+        </w:rPr>
+        <w:t>14/11/2025</w:t>
       </w:r>
     </w:p>
     <w:p>
@@ -26,24 +24,138 @@
           <w:ilvl w:val="0"/>
           <w:numId w:val="5"/>
         </w:numPr>
-        <w:shd w:fill="ffffff" w:val="clear"/>
-        <w:spacing w:after="0" w:afterAutospacing="0" w:before="200" w:lineRule="auto"/>
-        <w:ind w:left="940" w:hanging="360"/>
-      </w:pPr>
-      <w:r>
-        <w:rPr>
-          <w:color w:val="222222"/>
-          <w:rtl w:val="0"/>
-        </w:rPr>
-        <w:t xml:space="preserve">Validar la propuesta (es decir, que con eso nos quedamos). </w:t>
+        <w:shd w:val="clear" w:color="auto" w:fill="FFFFFF"/>
+        <w:spacing w:before="200"/>
+        <w:ind w:left="940"/>
+      </w:pPr>
+      <w:r>
+        <w:rPr>
+          <w:color w:val="222222"/>
+        </w:rPr>
+        <w:t xml:space="preserve">Validar la </w:t>
+      </w:r>
+      <w:proofErr w:type="spellStart"/>
+      <w:r>
+        <w:rPr>
+          <w:color w:val="222222"/>
+        </w:rPr>
+        <w:t>propuesta</w:t>
+      </w:r>
+      <w:proofErr w:type="spellEnd"/>
+      <w:r>
+        <w:rPr>
+          <w:color w:val="222222"/>
+        </w:rPr>
+        <w:t xml:space="preserve"> (es </w:t>
+      </w:r>
+      <w:proofErr w:type="spellStart"/>
+      <w:r>
+        <w:rPr>
+          <w:color w:val="222222"/>
+        </w:rPr>
+        <w:t>decir</w:t>
+      </w:r>
+      <w:proofErr w:type="spellEnd"/>
+      <w:r>
+        <w:rPr>
+          <w:color w:val="222222"/>
+        </w:rPr>
+        <w:t xml:space="preserve">, </w:t>
+      </w:r>
+      <w:proofErr w:type="spellStart"/>
+      <w:r>
+        <w:rPr>
+          <w:color w:val="222222"/>
+        </w:rPr>
+        <w:t>que</w:t>
+      </w:r>
+      <w:proofErr w:type="spellEnd"/>
+      <w:r>
+        <w:rPr>
+          <w:color w:val="222222"/>
+        </w:rPr>
+        <w:t xml:space="preserve"> con </w:t>
+      </w:r>
+      <w:proofErr w:type="spellStart"/>
+      <w:r>
+        <w:rPr>
+          <w:color w:val="222222"/>
+        </w:rPr>
+        <w:t>eso</w:t>
+      </w:r>
+      <w:proofErr w:type="spellEnd"/>
+      <w:r>
+        <w:rPr>
+          <w:color w:val="222222"/>
+        </w:rPr>
+        <w:t xml:space="preserve"> </w:t>
+      </w:r>
+      <w:proofErr w:type="spellStart"/>
+      <w:r>
+        <w:rPr>
+          <w:color w:val="222222"/>
+        </w:rPr>
+        <w:t>nos</w:t>
+      </w:r>
+      <w:proofErr w:type="spellEnd"/>
+      <w:r>
+        <w:rPr>
+          <w:color w:val="222222"/>
+        </w:rPr>
+        <w:t xml:space="preserve"> </w:t>
+      </w:r>
+      <w:proofErr w:type="spellStart"/>
+      <w:r>
+        <w:rPr>
+          <w:color w:val="222222"/>
+        </w:rPr>
+        <w:t>quedamos</w:t>
+      </w:r>
+      <w:proofErr w:type="spellEnd"/>
+      <w:r>
+        <w:rPr>
+          <w:color w:val="222222"/>
+        </w:rPr>
+        <w:t xml:space="preserve">). </w:t>
       </w:r>
       <w:r>
         <w:rPr>
           <w:color w:val="222222"/>
           <w:highlight w:val="green"/>
-          <w:rtl w:val="0"/>
-        </w:rPr>
-        <w:t xml:space="preserve">(detección de fraude)</w:t>
+        </w:rPr>
+        <w:t>(</w:t>
+      </w:r>
+      <w:proofErr w:type="spellStart"/>
+      <w:r>
+        <w:rPr>
+          <w:color w:val="222222"/>
+          <w:highlight w:val="green"/>
+        </w:rPr>
+        <w:t>detección</w:t>
+      </w:r>
+      <w:proofErr w:type="spellEnd"/>
+      <w:r>
+        <w:rPr>
+          <w:color w:val="222222"/>
+          <w:highlight w:val="green"/>
+        </w:rPr>
+        <w:t xml:space="preserve"> de </w:t>
+      </w:r>
+      <w:proofErr w:type="spellStart"/>
+      <w:r>
+        <w:rPr>
+          <w:color w:val="222222"/>
+          <w:highlight w:val="green"/>
+        </w:rPr>
+        <w:t>fraude</w:t>
+      </w:r>
+      <w:proofErr w:type="spellEnd"/>
+      <w:r>
+        <w:rPr>
+          <w:color w:val="222222"/>
+          <w:highlight w:val="green"/>
+        </w:rPr>
+        <w:t>)</w:t>
       </w:r>
     </w:p>
     <w:p>
@@ -52,33 +164,243 @@
           <w:ilvl w:val="0"/>
           <w:numId w:val="5"/>
         </w:numPr>
-        <w:shd w:fill="ffffff" w:val="clear"/>
-        <w:spacing w:after="0" w:afterAutospacing="0" w:before="0" w:beforeAutospacing="0" w:lineRule="auto"/>
-        <w:ind w:left="940" w:hanging="360"/>
-      </w:pPr>
-      <w:r>
-        <w:rPr>
-          <w:color w:val="222222"/>
-          <w:rtl w:val="0"/>
-        </w:rPr>
-        <w:t xml:space="preserve">Revisar y confirmar el conjunto de datos a utilizar (sea público o privado, de todas maneras trabajaremos con el público para tener punto de comparación y que no nos atrase). </w:t>
-      </w:r>
-      <w:hyperlink r:id="rId7">
+        <w:shd w:val="clear" w:color="auto" w:fill="FFFFFF"/>
+        <w:ind w:left="940"/>
+      </w:pPr>
+      <w:proofErr w:type="spellStart"/>
+      <w:r>
+        <w:rPr>
+          <w:color w:val="222222"/>
+        </w:rPr>
+        <w:t>Revisar</w:t>
+      </w:r>
+      <w:proofErr w:type="spellEnd"/>
+      <w:r>
+        <w:rPr>
+          <w:color w:val="222222"/>
+        </w:rPr>
+        <w:t xml:space="preserve"> y </w:t>
+      </w:r>
+      <w:proofErr w:type="spellStart"/>
+      <w:r>
+        <w:rPr>
+          <w:color w:val="222222"/>
+        </w:rPr>
+        <w:t>confirmar</w:t>
+      </w:r>
+      <w:proofErr w:type="spellEnd"/>
+      <w:r>
+        <w:rPr>
+          <w:color w:val="222222"/>
+        </w:rPr>
+        <w:t xml:space="preserve"> </w:t>
+      </w:r>
+      <w:proofErr w:type="spellStart"/>
+      <w:r>
+        <w:rPr>
+          <w:color w:val="222222"/>
+        </w:rPr>
+        <w:t>el</w:t>
+      </w:r>
+      <w:proofErr w:type="spellEnd"/>
+      <w:r>
+        <w:rPr>
+          <w:color w:val="222222"/>
+        </w:rPr>
+        <w:t xml:space="preserve"> conjunto de </w:t>
+      </w:r>
+      <w:proofErr w:type="spellStart"/>
+      <w:r>
+        <w:rPr>
+          <w:color w:val="222222"/>
+        </w:rPr>
+        <w:t>datos</w:t>
+      </w:r>
+      <w:proofErr w:type="spellEnd"/>
+      <w:r>
+        <w:rPr>
+          <w:color w:val="222222"/>
+        </w:rPr>
+        <w:t xml:space="preserve"> a </w:t>
+      </w:r>
+      <w:proofErr w:type="spellStart"/>
+      <w:r>
+        <w:rPr>
+          <w:color w:val="222222"/>
+        </w:rPr>
+        <w:t>utilizar</w:t>
+      </w:r>
+      <w:proofErr w:type="spellEnd"/>
+      <w:r>
+        <w:rPr>
+          <w:color w:val="222222"/>
+        </w:rPr>
+        <w:t xml:space="preserve"> (sea </w:t>
+      </w:r>
+      <w:proofErr w:type="spellStart"/>
+      <w:r>
+        <w:rPr>
+          <w:color w:val="222222"/>
+        </w:rPr>
+        <w:t>público</w:t>
+      </w:r>
+      <w:proofErr w:type="spellEnd"/>
+      <w:r>
+        <w:rPr>
+          <w:color w:val="222222"/>
+        </w:rPr>
+        <w:t xml:space="preserve"> o privado, de </w:t>
+      </w:r>
+      <w:proofErr w:type="spellStart"/>
+      <w:r>
+        <w:rPr>
+          <w:color w:val="222222"/>
+        </w:rPr>
+        <w:t>todas</w:t>
+      </w:r>
+      <w:proofErr w:type="spellEnd"/>
+      <w:r>
+        <w:rPr>
+          <w:color w:val="222222"/>
+        </w:rPr>
+        <w:t xml:space="preserve"> </w:t>
+      </w:r>
+      <w:proofErr w:type="spellStart"/>
+      <w:r>
+        <w:rPr>
+          <w:color w:val="222222"/>
+        </w:rPr>
+        <w:t>maneras</w:t>
+      </w:r>
+      <w:proofErr w:type="spellEnd"/>
+      <w:r>
+        <w:rPr>
+          <w:color w:val="222222"/>
+        </w:rPr>
+        <w:t xml:space="preserve"> </w:t>
+      </w:r>
+      <w:proofErr w:type="spellStart"/>
+      <w:r>
+        <w:rPr>
+          <w:color w:val="222222"/>
+        </w:rPr>
+        <w:t>trabajaremos</w:t>
+      </w:r>
+      <w:proofErr w:type="spellEnd"/>
+      <w:r>
+        <w:rPr>
+          <w:color w:val="222222"/>
+        </w:rPr>
+        <w:t xml:space="preserve"> con </w:t>
+      </w:r>
+      <w:proofErr w:type="spellStart"/>
+      <w:r>
+        <w:rPr>
+          <w:color w:val="222222"/>
+        </w:rPr>
+        <w:t>el</w:t>
+      </w:r>
+      <w:proofErr w:type="spellEnd"/>
+      <w:r>
+        <w:rPr>
+          <w:color w:val="222222"/>
+        </w:rPr>
+        <w:t xml:space="preserve"> </w:t>
+      </w:r>
+      <w:proofErr w:type="spellStart"/>
+      <w:r>
+        <w:rPr>
+          <w:color w:val="222222"/>
+        </w:rPr>
+        <w:t>público</w:t>
+      </w:r>
+      <w:proofErr w:type="spellEnd"/>
+      <w:r>
+        <w:rPr>
+          <w:color w:val="222222"/>
+        </w:rPr>
+        <w:t xml:space="preserve"> para </w:t>
+      </w:r>
+      <w:proofErr w:type="spellStart"/>
+      <w:r>
+        <w:rPr>
+          <w:color w:val="222222"/>
+        </w:rPr>
+        <w:t>tener</w:t>
+      </w:r>
+      <w:proofErr w:type="spellEnd"/>
+      <w:r>
+        <w:rPr>
+          <w:color w:val="222222"/>
+        </w:rPr>
+        <w:t xml:space="preserve"> punto de </w:t>
+      </w:r>
+      <w:proofErr w:type="spellStart"/>
+      <w:r>
+        <w:rPr>
+          <w:color w:val="222222"/>
+        </w:rPr>
+        <w:t>comparación</w:t>
+      </w:r>
+      <w:proofErr w:type="spellEnd"/>
+      <w:r>
+        <w:rPr>
+          <w:color w:val="222222"/>
+        </w:rPr>
+        <w:t xml:space="preserve"> y </w:t>
+      </w:r>
+      <w:proofErr w:type="spellStart"/>
+      <w:r>
+        <w:rPr>
+          <w:color w:val="222222"/>
+        </w:rPr>
+        <w:t>que</w:t>
+      </w:r>
+      <w:proofErr w:type="spellEnd"/>
+      <w:r>
+        <w:rPr>
+          <w:color w:val="222222"/>
+        </w:rPr>
+        <w:t xml:space="preserve"> no </w:t>
+      </w:r>
+      <w:proofErr w:type="spellStart"/>
+      <w:r>
+        <w:rPr>
+          <w:color w:val="222222"/>
+        </w:rPr>
+        <w:t>nos</w:t>
+      </w:r>
+      <w:proofErr w:type="spellEnd"/>
+      <w:r>
+        <w:rPr>
+          <w:color w:val="222222"/>
+        </w:rPr>
+        <w:t xml:space="preserve"> </w:t>
+      </w:r>
+      <w:proofErr w:type="spellStart"/>
+      <w:r>
+        <w:rPr>
+          <w:color w:val="222222"/>
+        </w:rPr>
+        <w:t>atrase</w:t>
+      </w:r>
+      <w:proofErr w:type="spellEnd"/>
+      <w:r>
+        <w:rPr>
+          <w:color w:val="222222"/>
+        </w:rPr>
+        <w:t xml:space="preserve">). </w:t>
+      </w:r>
+      <w:hyperlink r:id="rId5">
         <w:r>
           <w:rPr>
-            <w:color w:val="1155cc"/>
+            <w:color w:val="1155CC"/>
             <w:highlight w:val="green"/>
             <w:u w:val="single"/>
-            <w:rtl w:val="0"/>
           </w:rPr>
-          <w:t xml:space="preserve">https://www.kaggle.com/datasets/mlg-ulb/creditcardfraud</w:t>
+          <w:t>https://www.kaggle.com/datasets/mlg-ulb/creditcardfraud</w:t>
         </w:r>
       </w:hyperlink>
-      <w:r>
-        <w:rPr>
-          <w:rtl w:val="0"/>
-        </w:rPr>
-      </w:r>
     </w:p>
     <w:p>
       <w:pPr>
@@ -86,83 +408,283 @@
           <w:ilvl w:val="0"/>
           <w:numId w:val="5"/>
         </w:numPr>
-        <w:shd w:fill="ffffff" w:val="clear"/>
-        <w:spacing w:after="200" w:before="0" w:beforeAutospacing="0" w:lineRule="auto"/>
-        <w:ind w:left="940" w:hanging="360"/>
-        <w:rPr>
-          <w:shd w:fill="ff9900" w:val="clear"/>
-        </w:rPr>
-      </w:pPr>
-      <w:r>
-        <w:rPr>
-          <w:color w:val="222222"/>
-          <w:shd w:fill="ff9900" w:val="clear"/>
-          <w:rtl w:val="0"/>
-        </w:rPr>
-        <w:t xml:space="preserve">Elaborar un </w:t>
-      </w:r>
-      <w:r>
-        <w:rPr>
-          <w:color w:val="222222"/>
-          <w:shd w:fill="ff9900" w:val="clear"/>
-          <w:rtl w:val="0"/>
-        </w:rPr>
-        <w:t xml:space="preserve">diagrama de flujo</w:t>
-      </w:r>
-      <w:r>
-        <w:rPr>
-          <w:color w:val="222222"/>
-          <w:shd w:fill="ff9900" w:val="clear"/>
-          <w:rtl w:val="0"/>
-        </w:rPr>
-        <w:t xml:space="preserve"> que represente la propuesta de solución (ya sea detección de fraude u otra).</w:t>
+        <w:shd w:val="clear" w:color="auto" w:fill="FFFFFF"/>
+        <w:spacing w:after="200"/>
+        <w:ind w:left="940"/>
+        <w:rPr>
+          <w:shd w:val="clear" w:color="auto" w:fill="FF9900"/>
+        </w:rPr>
+      </w:pPr>
+      <w:proofErr w:type="spellStart"/>
+      <w:r>
+        <w:rPr>
+          <w:color w:val="222222"/>
+          <w:shd w:val="clear" w:color="auto" w:fill="FF9900"/>
+        </w:rPr>
+        <w:t>Elaborar</w:t>
+      </w:r>
+      <w:proofErr w:type="spellEnd"/>
+      <w:r>
+        <w:rPr>
+          <w:color w:val="222222"/>
+          <w:shd w:val="clear" w:color="auto" w:fill="FF9900"/>
+        </w:rPr>
+        <w:t xml:space="preserve"> un </w:t>
+      </w:r>
+      <w:proofErr w:type="spellStart"/>
+      <w:r>
+        <w:rPr>
+          <w:color w:val="222222"/>
+          <w:shd w:val="clear" w:color="auto" w:fill="FF9900"/>
+        </w:rPr>
+        <w:t>diagrama</w:t>
+      </w:r>
+      <w:proofErr w:type="spellEnd"/>
+      <w:r>
+        <w:rPr>
+          <w:color w:val="222222"/>
+          <w:shd w:val="clear" w:color="auto" w:fill="FF9900"/>
+        </w:rPr>
+        <w:t xml:space="preserve"> de </w:t>
+      </w:r>
+      <w:proofErr w:type="spellStart"/>
+      <w:r>
+        <w:rPr>
+          <w:color w:val="222222"/>
+          <w:shd w:val="clear" w:color="auto" w:fill="FF9900"/>
+        </w:rPr>
+        <w:t>flujo</w:t>
+      </w:r>
+      <w:proofErr w:type="spellEnd"/>
+      <w:r>
+        <w:rPr>
+          <w:color w:val="222222"/>
+          <w:shd w:val="clear" w:color="auto" w:fill="FF9900"/>
+        </w:rPr>
+        <w:t xml:space="preserve"> </w:t>
+      </w:r>
+      <w:proofErr w:type="spellStart"/>
+      <w:r>
+        <w:rPr>
+          <w:color w:val="222222"/>
+          <w:shd w:val="clear" w:color="auto" w:fill="FF9900"/>
+        </w:rPr>
+        <w:t>que</w:t>
+      </w:r>
+      <w:proofErr w:type="spellEnd"/>
+      <w:r>
+        <w:rPr>
+          <w:color w:val="222222"/>
+          <w:shd w:val="clear" w:color="auto" w:fill="FF9900"/>
+        </w:rPr>
+        <w:t xml:space="preserve"> </w:t>
+      </w:r>
+      <w:proofErr w:type="spellStart"/>
+      <w:r>
+        <w:rPr>
+          <w:color w:val="222222"/>
+          <w:shd w:val="clear" w:color="auto" w:fill="FF9900"/>
+        </w:rPr>
+        <w:t>represente</w:t>
+      </w:r>
+      <w:proofErr w:type="spellEnd"/>
+      <w:r>
+        <w:rPr>
+          <w:color w:val="222222"/>
+          <w:shd w:val="clear" w:color="auto" w:fill="FF9900"/>
+        </w:rPr>
+        <w:t xml:space="preserve"> la </w:t>
+      </w:r>
+      <w:proofErr w:type="spellStart"/>
+      <w:r>
+        <w:rPr>
+          <w:color w:val="222222"/>
+          <w:shd w:val="clear" w:color="auto" w:fill="FF9900"/>
+        </w:rPr>
+        <w:t>propuesta</w:t>
+      </w:r>
+      <w:proofErr w:type="spellEnd"/>
+      <w:r>
+        <w:rPr>
+          <w:color w:val="222222"/>
+          <w:shd w:val="clear" w:color="auto" w:fill="FF9900"/>
+        </w:rPr>
+        <w:t xml:space="preserve"> de </w:t>
+      </w:r>
+      <w:proofErr w:type="spellStart"/>
+      <w:r>
+        <w:rPr>
+          <w:color w:val="222222"/>
+          <w:shd w:val="clear" w:color="auto" w:fill="FF9900"/>
+        </w:rPr>
+        <w:t>solución</w:t>
+      </w:r>
+      <w:proofErr w:type="spellEnd"/>
+      <w:r>
+        <w:rPr>
+          <w:color w:val="222222"/>
+          <w:shd w:val="clear" w:color="auto" w:fill="FF9900"/>
+        </w:rPr>
+        <w:t xml:space="preserve"> (</w:t>
+      </w:r>
+      <w:proofErr w:type="spellStart"/>
+      <w:r>
+        <w:rPr>
+          <w:color w:val="222222"/>
+          <w:shd w:val="clear" w:color="auto" w:fill="FF9900"/>
+        </w:rPr>
+        <w:t>ya</w:t>
+      </w:r>
+      <w:proofErr w:type="spellEnd"/>
+      <w:r>
+        <w:rPr>
+          <w:color w:val="222222"/>
+          <w:shd w:val="clear" w:color="auto" w:fill="FF9900"/>
+        </w:rPr>
+        <w:t xml:space="preserve"> sea </w:t>
+      </w:r>
+      <w:proofErr w:type="spellStart"/>
+      <w:r>
+        <w:rPr>
+          <w:color w:val="222222"/>
+          <w:shd w:val="clear" w:color="auto" w:fill="FF9900"/>
+        </w:rPr>
+        <w:t>detección</w:t>
+      </w:r>
+      <w:proofErr w:type="spellEnd"/>
+      <w:r>
+        <w:rPr>
+          <w:color w:val="222222"/>
+          <w:shd w:val="clear" w:color="auto" w:fill="FF9900"/>
+        </w:rPr>
+        <w:t xml:space="preserve"> de </w:t>
+      </w:r>
+      <w:proofErr w:type="spellStart"/>
+      <w:r>
+        <w:rPr>
+          <w:color w:val="222222"/>
+          <w:shd w:val="clear" w:color="auto" w:fill="FF9900"/>
+        </w:rPr>
+        <w:t>fraude</w:t>
+      </w:r>
+      <w:proofErr w:type="spellEnd"/>
+      <w:r>
+        <w:rPr>
+          <w:color w:val="222222"/>
+          <w:shd w:val="clear" w:color="auto" w:fill="FF9900"/>
+        </w:rPr>
+        <w:t xml:space="preserve"> u </w:t>
+      </w:r>
+      <w:proofErr w:type="spellStart"/>
+      <w:r>
+        <w:rPr>
+          <w:color w:val="222222"/>
+          <w:shd w:val="clear" w:color="auto" w:fill="FF9900"/>
+        </w:rPr>
+        <w:t>otra</w:t>
+      </w:r>
+      <w:proofErr w:type="spellEnd"/>
+      <w:r>
+        <w:rPr>
+          <w:color w:val="222222"/>
+          <w:shd w:val="clear" w:color="auto" w:fill="FF9900"/>
+        </w:rPr>
+        <w:t>).</w:t>
       </w:r>
     </w:p>
     <w:p>
-      <w:pPr>
-        <w:rPr/>
-      </w:pPr>
-      <w:r>
-        <w:rPr>
-          <w:rtl w:val="0"/>
-        </w:rPr>
-        <w:t xml:space="preserve">20/11/2025</w:t>
-      </w:r>
-      <w:r>
-        <w:rPr>
-          <w:rtl w:val="0"/>
-        </w:rPr>
-        <w:t xml:space="preserve"> (Jueves 20 nov 18:30)</w:t>
+      <w:r>
+        <w:t xml:space="preserve">20/11/2025 (Jueves 20 </w:t>
+      </w:r>
+      <w:proofErr w:type="spellStart"/>
+      <w:r>
+        <w:t>nov</w:t>
+      </w:r>
+      <w:proofErr w:type="spellEnd"/>
+      <w:r>
+        <w:t xml:space="preserve"> 18:30)</w:t>
       </w:r>
     </w:p>
-    <w:p>
-      <w:pPr>
-        <w:ind w:left="0" w:firstLine="0"/>
-        <w:rPr/>
-      </w:pPr>
-      <w:r>
-        <w:rPr>
-          <w:rtl w:val="0"/>
-        </w:rPr>
-      </w:r>
-    </w:p>
+    <w:p/>
     <w:p>
       <w:pPr>
         <w:numPr>
           <w:ilvl w:val="0"/>
           <w:numId w:val="6"/>
         </w:numPr>
-        <w:ind w:left="720" w:hanging="360"/>
-        <w:rPr>
-          <w:shd w:fill="ff9900" w:val="clear"/>
-        </w:rPr>
-      </w:pPr>
-      <w:r>
-        <w:rPr>
-          <w:shd w:fill="ff9900" w:val="clear"/>
-          <w:rtl w:val="0"/>
-        </w:rPr>
-        <w:t xml:space="preserve">Contexto del problema (2020+) documentos/papers (Contrastar con el baseline)</w:t>
+        <w:rPr>
+          <w:shd w:val="clear" w:color="auto" w:fill="FF9900"/>
+        </w:rPr>
+      </w:pPr>
+      <w:commentRangeStart w:id="0"/>
+      <w:r>
+        <w:rPr>
+          <w:shd w:val="clear" w:color="auto" w:fill="FF9900"/>
+        </w:rPr>
+        <w:t xml:space="preserve">Contexto del </w:t>
+      </w:r>
+      <w:proofErr w:type="spellStart"/>
+      <w:r>
+        <w:rPr>
+          <w:shd w:val="clear" w:color="auto" w:fill="FF9900"/>
+        </w:rPr>
+        <w:t>problema</w:t>
+      </w:r>
+      <w:proofErr w:type="spellEnd"/>
+      <w:r>
+        <w:rPr>
+          <w:shd w:val="clear" w:color="auto" w:fill="FF9900"/>
+        </w:rPr>
+        <w:t xml:space="preserve"> (2020+) </w:t>
+      </w:r>
+      <w:proofErr w:type="spellStart"/>
+      <w:r>
+        <w:rPr>
+          <w:shd w:val="clear" w:color="auto" w:fill="FF9900"/>
+        </w:rPr>
+        <w:t>documentos</w:t>
+      </w:r>
+      <w:proofErr w:type="spellEnd"/>
+      <w:r>
+        <w:rPr>
+          <w:shd w:val="clear" w:color="auto" w:fill="FF9900"/>
+        </w:rPr>
+        <w:t>/papers (</w:t>
+      </w:r>
+      <w:proofErr w:type="spellStart"/>
+      <w:r>
+        <w:rPr>
+          <w:shd w:val="clear" w:color="auto" w:fill="FF9900"/>
+        </w:rPr>
+        <w:t>Contrastar</w:t>
+      </w:r>
+      <w:proofErr w:type="spellEnd"/>
+      <w:r>
+        <w:rPr>
+          <w:shd w:val="clear" w:color="auto" w:fill="FF9900"/>
+        </w:rPr>
+        <w:t xml:space="preserve"> con </w:t>
+      </w:r>
+      <w:proofErr w:type="spellStart"/>
+      <w:r>
+        <w:rPr>
+          <w:shd w:val="clear" w:color="auto" w:fill="FF9900"/>
+        </w:rPr>
+        <w:t>el</w:t>
+      </w:r>
+      <w:proofErr w:type="spellEnd"/>
+      <w:r>
+        <w:rPr>
+          <w:shd w:val="clear" w:color="auto" w:fill="FF9900"/>
+        </w:rPr>
+        <w:t xml:space="preserve"> baseline)</w:t>
+      </w:r>
+      <w:commentRangeEnd w:id="0"/>
+      <w:r>
+        <w:rPr>
+          <w:rStyle w:val="Refdecomentario"/>
+        </w:rPr>
+        <w:commentReference w:id="0"/>
       </w:r>
     </w:p>
     <w:p>
@@ -171,17 +693,43 @@
           <w:ilvl w:val="0"/>
           <w:numId w:val="6"/>
         </w:numPr>
-        <w:ind w:left="720" w:hanging="360"/>
-        <w:rPr>
-          <w:shd w:fill="ff9900" w:val="clear"/>
-        </w:rPr>
-      </w:pPr>
-      <w:r>
-        <w:rPr>
-          <w:shd w:fill="ff9900" w:val="clear"/>
-          <w:rtl w:val="0"/>
-        </w:rPr>
-        <w:t xml:space="preserve">Baseline (Técnica estándar y sencilla)</w:t>
+        <w:rPr>
+          <w:shd w:val="clear" w:color="auto" w:fill="FF9900"/>
+        </w:rPr>
+      </w:pPr>
+      <w:r>
+        <w:rPr>
+          <w:shd w:val="clear" w:color="auto" w:fill="FF9900"/>
+        </w:rPr>
+        <w:t xml:space="preserve">Baseline (Técnica </w:t>
+      </w:r>
+      <w:proofErr w:type="spellStart"/>
+      <w:r>
+        <w:rPr>
+          <w:shd w:val="clear" w:color="auto" w:fill="FF9900"/>
+        </w:rPr>
+        <w:t>estándar</w:t>
+      </w:r>
+      <w:proofErr w:type="spellEnd"/>
+      <w:r>
+        <w:rPr>
+          <w:shd w:val="clear" w:color="auto" w:fill="FF9900"/>
+        </w:rPr>
+        <w:t xml:space="preserve"> y </w:t>
+      </w:r>
+      <w:proofErr w:type="spellStart"/>
+      <w:r>
+        <w:rPr>
+          <w:shd w:val="clear" w:color="auto" w:fill="FF9900"/>
+        </w:rPr>
+        <w:t>sencilla</w:t>
+      </w:r>
+      <w:proofErr w:type="spellEnd"/>
+      <w:r>
+        <w:rPr>
+          <w:shd w:val="clear" w:color="auto" w:fill="FF9900"/>
+        </w:rPr>
+        <w:t>)</w:t>
       </w:r>
     </w:p>
     <w:p>
@@ -190,51 +738,111 @@
           <w:ilvl w:val="0"/>
           <w:numId w:val="6"/>
         </w:numPr>
-        <w:ind w:left="720" w:hanging="360"/>
         <w:rPr>
           <w:highlight w:val="green"/>
         </w:rPr>
       </w:pPr>
+      <w:proofErr w:type="spellStart"/>
       <w:r>
         <w:rPr>
           <w:highlight w:val="green"/>
-          <w:rtl w:val="0"/>
-        </w:rPr>
-        <w:t xml:space="preserve">Diferencia entre clasificación y detección de anomalías.</w:t>
+        </w:rPr>
+        <w:t>Diferencia</w:t>
+      </w:r>
+      <w:proofErr w:type="spellEnd"/>
+      <w:r>
+        <w:rPr>
+          <w:highlight w:val="green"/>
+        </w:rPr>
+        <w:t xml:space="preserve"> entre </w:t>
+      </w:r>
+      <w:proofErr w:type="spellStart"/>
+      <w:r>
+        <w:rPr>
+          <w:highlight w:val="green"/>
+        </w:rPr>
+        <w:t>clasificación</w:t>
+      </w:r>
+      <w:proofErr w:type="spellEnd"/>
+      <w:r>
+        <w:rPr>
+          <w:highlight w:val="green"/>
+        </w:rPr>
+        <w:t xml:space="preserve"> y </w:t>
+      </w:r>
+      <w:proofErr w:type="spellStart"/>
+      <w:r>
+        <w:rPr>
+          <w:highlight w:val="green"/>
+        </w:rPr>
+        <w:t>detección</w:t>
+      </w:r>
+      <w:proofErr w:type="spellEnd"/>
+      <w:r>
+        <w:rPr>
+          <w:highlight w:val="green"/>
+        </w:rPr>
+        <w:t xml:space="preserve"> de </w:t>
+      </w:r>
+      <w:proofErr w:type="spellStart"/>
+      <w:r>
+        <w:rPr>
+          <w:highlight w:val="green"/>
+        </w:rPr>
+        <w:t>anomalías</w:t>
+      </w:r>
+      <w:proofErr w:type="spellEnd"/>
+      <w:r>
+        <w:rPr>
+          <w:highlight w:val="green"/>
+        </w:rPr>
+        <w:t>.</w:t>
       </w:r>
     </w:p>
+    <w:p/>
     <w:p>
-      <w:pPr>
-        <w:rPr/>
-      </w:pPr>
-      <w:r>
-        <w:rPr>
-          <w:rtl w:val="0"/>
-        </w:rPr>
-      </w:r>
-    </w:p>
-    <w:p>
-      <w:pPr>
-        <w:rPr/>
-      </w:pPr>
-      <w:r>
-        <w:rPr>
-          <w:rtl w:val="0"/>
-        </w:rPr>
-        <w:t xml:space="preserve">Próxima reunión (Jueves 19 de diciembre 19:00) (15:00 chile) (</w:t>
-      </w:r>
+      <w:proofErr w:type="spellStart"/>
+      <w:r>
+        <w:t>Próxima</w:t>
+      </w:r>
+      <w:proofErr w:type="spellEnd"/>
+      <w:r>
+        <w:t xml:space="preserve"> </w:t>
+      </w:r>
+      <w:proofErr w:type="spellStart"/>
+      <w:r>
+        <w:t>reunión</w:t>
+      </w:r>
+      <w:proofErr w:type="spellEnd"/>
+      <w:r>
+        <w:t xml:space="preserve"> (Jueves 19 de </w:t>
+      </w:r>
+      <w:proofErr w:type="spellStart"/>
+      <w:r>
+        <w:t>diciembre</w:t>
+      </w:r>
+      <w:proofErr w:type="spellEnd"/>
+      <w:r>
+        <w:t xml:space="preserve"> 19:00) (15:00 </w:t>
+      </w:r>
+      <w:proofErr w:type="spellStart"/>
+      <w:r>
+        <w:t>chile</w:t>
+      </w:r>
+      <w:proofErr w:type="spellEnd"/>
+      <w:r>
+        <w:t>) (</w:t>
+      </w:r>
+      <w:proofErr w:type="spellStart"/>
       <w:r>
         <w:rPr>
           <w:highlight w:val="red"/>
-          <w:rtl w:val="0"/>
-        </w:rPr>
-        <w:t xml:space="preserve">Cancelada</w:t>
-      </w:r>
-      <w:r>
-        <w:rPr>
-          <w:rtl w:val="0"/>
-        </w:rPr>
-        <w:t xml:space="preserve">)</w:t>
+        </w:rPr>
+        <w:t>Cancelada</w:t>
+      </w:r>
+      <w:proofErr w:type="spellEnd"/>
+      <w:r>
+        <w:t>)</w:t>
       </w:r>
     </w:p>
     <w:p>
@@ -243,36 +851,41 @@
           <w:ilvl w:val="0"/>
           <w:numId w:val="3"/>
         </w:numPr>
-        <w:ind w:left="720" w:hanging="360"/>
-        <w:rPr>
-          <w:u w:val="none"/>
-        </w:rPr>
-      </w:pPr>
-      <w:r>
-        <w:rPr>
-          <w:rtl w:val="0"/>
-        </w:rPr>
-      </w:r>
+      </w:pPr>
     </w:p>
+    <w:p/>
     <w:p>
-      <w:pPr>
-        <w:rPr/>
-      </w:pPr>
-      <w:r>
-        <w:rPr>
-          <w:rtl w:val="0"/>
-        </w:rPr>
-      </w:r>
-    </w:p>
-    <w:p>
-      <w:pPr>
-        <w:rPr/>
-      </w:pPr>
-      <w:r>
-        <w:rPr>
-          <w:rtl w:val="0"/>
-        </w:rPr>
-        <w:t xml:space="preserve">Próxima reunión (Viernes 2 de enero 19:00) (15:00 chile) </w:t>
+      <w:proofErr w:type="spellStart"/>
+      <w:r>
+        <w:t>Próxima</w:t>
+      </w:r>
+      <w:proofErr w:type="spellEnd"/>
+      <w:r>
+        <w:t xml:space="preserve"> </w:t>
+      </w:r>
+      <w:proofErr w:type="spellStart"/>
+      <w:r>
+        <w:t>reunión</w:t>
+      </w:r>
+      <w:proofErr w:type="spellEnd"/>
+      <w:r>
+        <w:t xml:space="preserve"> (Viernes 2 de </w:t>
+      </w:r>
+      <w:proofErr w:type="spellStart"/>
+      <w:r>
+        <w:t>enero</w:t>
+      </w:r>
+      <w:proofErr w:type="spellEnd"/>
+      <w:r>
+        <w:t xml:space="preserve"> 19:00) (15:00 </w:t>
+      </w:r>
+      <w:proofErr w:type="spellStart"/>
+      <w:r>
+        <w:t>chile</w:t>
+      </w:r>
+      <w:proofErr w:type="spellEnd"/>
+      <w:r>
+        <w:t xml:space="preserve">) </w:t>
       </w:r>
     </w:p>
     <w:p>
@@ -281,7 +894,6 @@
           <w:ilvl w:val="0"/>
           <w:numId w:val="2"/>
         </w:numPr>
-        <w:ind w:left="720" w:hanging="360"/>
         <w:rPr>
           <w:highlight w:val="green"/>
         </w:rPr>
@@ -289,9 +901,36 @@
       <w:r>
         <w:rPr>
           <w:highlight w:val="green"/>
-          <w:rtl w:val="0"/>
-        </w:rPr>
-        <w:t xml:space="preserve">Lista de experimentos tentativos.</w:t>
+        </w:rPr>
+        <w:t xml:space="preserve">Lista de </w:t>
+      </w:r>
+      <w:proofErr w:type="spellStart"/>
+      <w:r>
+        <w:rPr>
+          <w:highlight w:val="green"/>
+        </w:rPr>
+        <w:t>experimentos</w:t>
+      </w:r>
+      <w:proofErr w:type="spellEnd"/>
+      <w:r>
+        <w:rPr>
+          <w:highlight w:val="green"/>
+        </w:rPr>
+        <w:t xml:space="preserve"> </w:t>
+      </w:r>
+      <w:proofErr w:type="spellStart"/>
+      <w:r>
+        <w:rPr>
+          <w:highlight w:val="green"/>
+        </w:rPr>
+        <w:t>tentativos</w:t>
+      </w:r>
+      <w:proofErr w:type="spellEnd"/>
+      <w:r>
+        <w:rPr>
+          <w:highlight w:val="green"/>
+        </w:rPr>
+        <w:t>.</w:t>
       </w:r>
     </w:p>
     <w:p>
@@ -300,17 +939,87 @@
           <w:ilvl w:val="0"/>
           <w:numId w:val="2"/>
         </w:numPr>
-        <w:ind w:left="720" w:hanging="360"/>
-        <w:rPr>
-          <w:shd w:fill="ff9900" w:val="clear"/>
-        </w:rPr>
-      </w:pPr>
-      <w:r>
-        <w:rPr>
-          <w:shd w:fill="ff9900" w:val="clear"/>
-          <w:rtl w:val="0"/>
-        </w:rPr>
-        <w:t xml:space="preserve">Qué es lo que NO se pretende resolver en el TFM.</w:t>
+        <w:rPr>
+          <w:shd w:val="clear" w:color="auto" w:fill="FF9900"/>
+        </w:rPr>
+      </w:pPr>
+      <w:commentRangeStart w:id="1"/>
+      <w:proofErr w:type="spellStart"/>
+      <w:r>
+        <w:rPr>
+          <w:shd w:val="clear" w:color="auto" w:fill="FF9900"/>
+        </w:rPr>
+        <w:t>Qué</w:t>
+      </w:r>
+      <w:proofErr w:type="spellEnd"/>
+      <w:r>
+        <w:rPr>
+          <w:shd w:val="clear" w:color="auto" w:fill="FF9900"/>
+        </w:rPr>
+        <w:t xml:space="preserve"> es lo </w:t>
+      </w:r>
+      <w:proofErr w:type="spellStart"/>
+      <w:r>
+        <w:rPr>
+          <w:shd w:val="clear" w:color="auto" w:fill="FF9900"/>
+        </w:rPr>
+        <w:t>que</w:t>
+      </w:r>
+      <w:proofErr w:type="spellEnd"/>
+      <w:r>
+        <w:rPr>
+          <w:shd w:val="clear" w:color="auto" w:fill="FF9900"/>
+        </w:rPr>
+        <w:t xml:space="preserve"> NO se </w:t>
+      </w:r>
+      <w:proofErr w:type="spellStart"/>
+      <w:r>
+        <w:rPr>
+          <w:shd w:val="clear" w:color="auto" w:fill="FF9900"/>
+        </w:rPr>
+        <w:t>pretende</w:t>
+      </w:r>
+      <w:proofErr w:type="spellEnd"/>
+      <w:r>
+        <w:rPr>
+          <w:shd w:val="clear" w:color="auto" w:fill="FF9900"/>
+        </w:rPr>
+        <w:t xml:space="preserve"> resolver </w:t>
+      </w:r>
+      <w:proofErr w:type="spellStart"/>
+      <w:r>
+        <w:rPr>
+          <w:shd w:val="clear" w:color="auto" w:fill="FF9900"/>
+        </w:rPr>
+        <w:t>en</w:t>
+      </w:r>
+      <w:proofErr w:type="spellEnd"/>
+      <w:r>
+        <w:rPr>
+          <w:shd w:val="clear" w:color="auto" w:fill="FF9900"/>
+        </w:rPr>
+        <w:t xml:space="preserve"> </w:t>
+      </w:r>
+      <w:proofErr w:type="spellStart"/>
+      <w:r>
+        <w:rPr>
+          <w:shd w:val="clear" w:color="auto" w:fill="FF9900"/>
+        </w:rPr>
+        <w:t>el</w:t>
+      </w:r>
+      <w:proofErr w:type="spellEnd"/>
+      <w:r>
+        <w:rPr>
+          <w:shd w:val="clear" w:color="auto" w:fill="FF9900"/>
+        </w:rPr>
+        <w:t xml:space="preserve"> TFM.</w:t>
+      </w:r>
+      <w:commentRangeEnd w:id="1"/>
+      <w:r>
+        <w:rPr>
+          <w:rStyle w:val="Refdecomentario"/>
+        </w:rPr>
+        <w:commentReference w:id="1"/>
       </w:r>
     </w:p>
     <w:p>
@@ -319,17 +1028,113 @@
           <w:ilvl w:val="0"/>
           <w:numId w:val="2"/>
         </w:numPr>
-        <w:ind w:left="720" w:hanging="360"/>
-        <w:rPr>
-          <w:shd w:fill="ff9900" w:val="clear"/>
-        </w:rPr>
-      </w:pPr>
-      <w:r>
-        <w:rPr>
-          <w:shd w:fill="ff9900" w:val="clear"/>
-          <w:rtl w:val="0"/>
-        </w:rPr>
-        <w:t xml:space="preserve">Baseline oficial dominando el código, métricas y gráficos de resultados.</w:t>
+        <w:rPr>
+          <w:shd w:val="clear" w:color="auto" w:fill="FF9900"/>
+        </w:rPr>
+      </w:pPr>
+      <w:r>
+        <w:rPr>
+          <w:shd w:val="clear" w:color="auto" w:fill="FF9900"/>
+        </w:rPr>
+        <w:t xml:space="preserve">Baseline </w:t>
+      </w:r>
+      <w:proofErr w:type="spellStart"/>
+      <w:r>
+        <w:rPr>
+          <w:shd w:val="clear" w:color="auto" w:fill="FF9900"/>
+        </w:rPr>
+        <w:t>oficial</w:t>
+      </w:r>
+      <w:proofErr w:type="spellEnd"/>
+      <w:r>
+        <w:rPr>
+          <w:shd w:val="clear" w:color="auto" w:fill="FF9900"/>
+        </w:rPr>
+        <w:t xml:space="preserve"> </w:t>
+      </w:r>
+      <w:proofErr w:type="spellStart"/>
+      <w:r>
+        <w:rPr>
+          <w:shd w:val="clear" w:color="auto" w:fill="FF9900"/>
+        </w:rPr>
+        <w:t>dominando</w:t>
+      </w:r>
+      <w:proofErr w:type="spellEnd"/>
+      <w:r>
+        <w:rPr>
+          <w:shd w:val="clear" w:color="auto" w:fill="FF9900"/>
+        </w:rPr>
+        <w:t xml:space="preserve"> </w:t>
+      </w:r>
+      <w:proofErr w:type="spellStart"/>
+      <w:r>
+        <w:rPr>
+          <w:shd w:val="clear" w:color="auto" w:fill="FF9900"/>
+        </w:rPr>
+        <w:t>el</w:t>
+      </w:r>
+      <w:proofErr w:type="spellEnd"/>
+      <w:r>
+        <w:rPr>
+          <w:shd w:val="clear" w:color="auto" w:fill="FF9900"/>
+        </w:rPr>
+        <w:t xml:space="preserve"> </w:t>
+      </w:r>
+      <w:proofErr w:type="spellStart"/>
+      <w:r>
+        <w:rPr>
+          <w:shd w:val="clear" w:color="auto" w:fill="FF9900"/>
+        </w:rPr>
+        <w:t>código</w:t>
+      </w:r>
+      <w:proofErr w:type="spellEnd"/>
+      <w:r>
+        <w:rPr>
+          <w:shd w:val="clear" w:color="auto" w:fill="FF9900"/>
+        </w:rPr>
+        <w:t xml:space="preserve">, </w:t>
+      </w:r>
+      <w:proofErr w:type="spellStart"/>
+      <w:r>
+        <w:rPr>
+          <w:shd w:val="clear" w:color="auto" w:fill="FF9900"/>
+        </w:rPr>
+        <w:t>métricas</w:t>
+      </w:r>
+      <w:proofErr w:type="spellEnd"/>
+      <w:r>
+        <w:rPr>
+          <w:shd w:val="clear" w:color="auto" w:fill="FF9900"/>
+        </w:rPr>
+        <w:t xml:space="preserve"> y </w:t>
+      </w:r>
+      <w:proofErr w:type="spellStart"/>
+      <w:r>
+        <w:rPr>
+          <w:shd w:val="clear" w:color="auto" w:fill="FF9900"/>
+        </w:rPr>
+        <w:t>gráficos</w:t>
+      </w:r>
+      <w:proofErr w:type="spellEnd"/>
+      <w:r>
+        <w:rPr>
+          <w:shd w:val="clear" w:color="auto" w:fill="FF9900"/>
+        </w:rPr>
+        <w:t xml:space="preserve"> de </w:t>
+      </w:r>
+      <w:proofErr w:type="spellStart"/>
+      <w:r>
+        <w:rPr>
+          <w:shd w:val="clear" w:color="auto" w:fill="FF9900"/>
+        </w:rPr>
+        <w:t>resultados</w:t>
+      </w:r>
+      <w:proofErr w:type="spellEnd"/>
+      <w:r>
+        <w:rPr>
+          <w:shd w:val="clear" w:color="auto" w:fill="FF9900"/>
+        </w:rPr>
+        <w:t>.</w:t>
       </w:r>
     </w:p>
     <w:p>
@@ -338,17 +1143,65 @@
           <w:ilvl w:val="0"/>
           <w:numId w:val="2"/>
         </w:numPr>
-        <w:ind w:left="720" w:hanging="360"/>
-        <w:rPr>
-          <w:shd w:fill="ff9900" w:val="clear"/>
-        </w:rPr>
-      </w:pPr>
-      <w:r>
-        <w:rPr>
-          <w:shd w:fill="ff9900" w:val="clear"/>
-          <w:rtl w:val="0"/>
-        </w:rPr>
-        <w:t xml:space="preserve">Lista de riesgos y limitaciones del enfoque.</w:t>
+        <w:rPr>
+          <w:shd w:val="clear" w:color="auto" w:fill="FF9900"/>
+        </w:rPr>
+      </w:pPr>
+      <w:commentRangeStart w:id="2"/>
+      <w:r>
+        <w:rPr>
+          <w:shd w:val="clear" w:color="auto" w:fill="FF9900"/>
+        </w:rPr>
+        <w:t xml:space="preserve">Lista de </w:t>
+      </w:r>
+      <w:proofErr w:type="spellStart"/>
+      <w:r>
+        <w:rPr>
+          <w:shd w:val="clear" w:color="auto" w:fill="FF9900"/>
+        </w:rPr>
+        <w:t>riesgos</w:t>
+      </w:r>
+      <w:proofErr w:type="spellEnd"/>
+      <w:r>
+        <w:rPr>
+          <w:shd w:val="clear" w:color="auto" w:fill="FF9900"/>
+        </w:rPr>
+        <w:t xml:space="preserve"> y </w:t>
+      </w:r>
+      <w:proofErr w:type="spellStart"/>
+      <w:r>
+        <w:rPr>
+          <w:shd w:val="clear" w:color="auto" w:fill="FF9900"/>
+        </w:rPr>
+        <w:t>limitaciones</w:t>
+      </w:r>
+      <w:proofErr w:type="spellEnd"/>
+      <w:r>
+        <w:rPr>
+          <w:shd w:val="clear" w:color="auto" w:fill="FF9900"/>
+        </w:rPr>
+        <w:t xml:space="preserve"> del </w:t>
+      </w:r>
+      <w:proofErr w:type="spellStart"/>
+      <w:r>
+        <w:rPr>
+          <w:shd w:val="clear" w:color="auto" w:fill="FF9900"/>
+        </w:rPr>
+        <w:t>enfoque</w:t>
+      </w:r>
+      <w:proofErr w:type="spellEnd"/>
+      <w:r>
+        <w:rPr>
+          <w:shd w:val="clear" w:color="auto" w:fill="FF9900"/>
+        </w:rPr>
+        <w:t>.</w:t>
+      </w:r>
+      <w:commentRangeEnd w:id="2"/>
+      <w:r>
+        <w:rPr>
+          <w:rStyle w:val="Refdecomentario"/>
+        </w:rPr>
+        <w:commentReference w:id="2"/>
       </w:r>
     </w:p>
     <w:p>
@@ -357,40 +1210,190 @@
           <w:ilvl w:val="0"/>
           <w:numId w:val="2"/>
         </w:numPr>
-        <w:ind w:left="720" w:hanging="360"/>
-        <w:rPr>
-          <w:shd w:fill="ff9900" w:val="clear"/>
-        </w:rPr>
-      </w:pPr>
-      <w:r>
-        <w:rPr>
-          <w:shd w:fill="ff9900" w:val="clear"/>
-          <w:rtl w:val="0"/>
-        </w:rPr>
-        <w:t xml:space="preserve">3 contribuciones del trabajo que traigan algo nuevo o responder hipótesis poco comunes (va de la mano con las tareas anteriores).</w:t>
+        <w:rPr>
+          <w:shd w:val="clear" w:color="auto" w:fill="FF9900"/>
+        </w:rPr>
+      </w:pPr>
+      <w:commentRangeStart w:id="3"/>
+      <w:r>
+        <w:rPr>
+          <w:shd w:val="clear" w:color="auto" w:fill="FF9900"/>
+        </w:rPr>
+        <w:t xml:space="preserve">3 </w:t>
+      </w:r>
+      <w:proofErr w:type="spellStart"/>
+      <w:r>
+        <w:rPr>
+          <w:shd w:val="clear" w:color="auto" w:fill="FF9900"/>
+        </w:rPr>
+        <w:t>contribuciones</w:t>
+      </w:r>
+      <w:proofErr w:type="spellEnd"/>
+      <w:r>
+        <w:rPr>
+          <w:shd w:val="clear" w:color="auto" w:fill="FF9900"/>
+        </w:rPr>
+        <w:t xml:space="preserve"> del </w:t>
+      </w:r>
+      <w:proofErr w:type="spellStart"/>
+      <w:r>
+        <w:rPr>
+          <w:shd w:val="clear" w:color="auto" w:fill="FF9900"/>
+        </w:rPr>
+        <w:t>trabajo</w:t>
+      </w:r>
+      <w:proofErr w:type="spellEnd"/>
+      <w:r>
+        <w:rPr>
+          <w:shd w:val="clear" w:color="auto" w:fill="FF9900"/>
+        </w:rPr>
+        <w:t xml:space="preserve"> </w:t>
+      </w:r>
+      <w:proofErr w:type="spellStart"/>
+      <w:r>
+        <w:rPr>
+          <w:shd w:val="clear" w:color="auto" w:fill="FF9900"/>
+        </w:rPr>
+        <w:t>que</w:t>
+      </w:r>
+      <w:proofErr w:type="spellEnd"/>
+      <w:r>
+        <w:rPr>
+          <w:shd w:val="clear" w:color="auto" w:fill="FF9900"/>
+        </w:rPr>
+        <w:t xml:space="preserve"> </w:t>
+      </w:r>
+      <w:proofErr w:type="spellStart"/>
+      <w:r>
+        <w:rPr>
+          <w:shd w:val="clear" w:color="auto" w:fill="FF9900"/>
+        </w:rPr>
+        <w:t>traigan</w:t>
+      </w:r>
+      <w:proofErr w:type="spellEnd"/>
+      <w:r>
+        <w:rPr>
+          <w:shd w:val="clear" w:color="auto" w:fill="FF9900"/>
+        </w:rPr>
+        <w:t xml:space="preserve"> algo nuevo o responder </w:t>
+      </w:r>
+      <w:proofErr w:type="spellStart"/>
+      <w:r>
+        <w:rPr>
+          <w:shd w:val="clear" w:color="auto" w:fill="FF9900"/>
+        </w:rPr>
+        <w:t>hipótesis</w:t>
+      </w:r>
+      <w:proofErr w:type="spellEnd"/>
+      <w:r>
+        <w:rPr>
+          <w:shd w:val="clear" w:color="auto" w:fill="FF9900"/>
+        </w:rPr>
+        <w:t xml:space="preserve"> poco </w:t>
+      </w:r>
+      <w:proofErr w:type="spellStart"/>
+      <w:r>
+        <w:rPr>
+          <w:shd w:val="clear" w:color="auto" w:fill="FF9900"/>
+        </w:rPr>
+        <w:t>comunes</w:t>
+      </w:r>
+      <w:proofErr w:type="spellEnd"/>
+      <w:r>
+        <w:rPr>
+          <w:shd w:val="clear" w:color="auto" w:fill="FF9900"/>
+        </w:rPr>
+        <w:t xml:space="preserve"> (</w:t>
+      </w:r>
+      <w:proofErr w:type="spellStart"/>
+      <w:r>
+        <w:rPr>
+          <w:shd w:val="clear" w:color="auto" w:fill="FF9900"/>
+        </w:rPr>
+        <w:t>va</w:t>
+      </w:r>
+      <w:proofErr w:type="spellEnd"/>
+      <w:r>
+        <w:rPr>
+          <w:shd w:val="clear" w:color="auto" w:fill="FF9900"/>
+        </w:rPr>
+        <w:t xml:space="preserve"> de la mano con las </w:t>
+      </w:r>
+      <w:proofErr w:type="spellStart"/>
+      <w:r>
+        <w:rPr>
+          <w:shd w:val="clear" w:color="auto" w:fill="FF9900"/>
+        </w:rPr>
+        <w:t>tareas</w:t>
+      </w:r>
+      <w:proofErr w:type="spellEnd"/>
+      <w:r>
+        <w:rPr>
+          <w:shd w:val="clear" w:color="auto" w:fill="FF9900"/>
+        </w:rPr>
+        <w:t xml:space="preserve"> </w:t>
+      </w:r>
+      <w:proofErr w:type="spellStart"/>
+      <w:r>
+        <w:rPr>
+          <w:shd w:val="clear" w:color="auto" w:fill="FF9900"/>
+        </w:rPr>
+        <w:t>anteriores</w:t>
+      </w:r>
+      <w:proofErr w:type="spellEnd"/>
+      <w:r>
+        <w:rPr>
+          <w:shd w:val="clear" w:color="auto" w:fill="FF9900"/>
+        </w:rPr>
+        <w:t>).</w:t>
+      </w:r>
+      <w:commentRangeEnd w:id="3"/>
+      <w:r>
+        <w:rPr>
+          <w:rStyle w:val="Refdecomentario"/>
+        </w:rPr>
+        <w:commentReference w:id="3"/>
       </w:r>
     </w:p>
     <w:p>
       <w:pPr>
         <w:rPr>
-          <w:shd w:fill="ff9900" w:val="clear"/>
-        </w:rPr>
-      </w:pPr>
-      <w:r>
-        <w:rPr>
-          <w:rtl w:val="0"/>
-        </w:rPr>
-      </w:r>
+          <w:shd w:val="clear" w:color="auto" w:fill="FF9900"/>
+        </w:rPr>
+      </w:pPr>
     </w:p>
     <w:p>
-      <w:pPr>
-        <w:rPr/>
-      </w:pPr>
-      <w:r>
-        <w:rPr>
-          <w:rtl w:val="0"/>
-        </w:rPr>
-        <w:t xml:space="preserve">Próxima reunión (Viernes 8 de enero 19:00) (15:00 chile)</w:t>
+      <w:proofErr w:type="spellStart"/>
+      <w:r>
+        <w:t>Próxima</w:t>
+      </w:r>
+      <w:proofErr w:type="spellEnd"/>
+      <w:r>
+        <w:t xml:space="preserve"> </w:t>
+      </w:r>
+      <w:proofErr w:type="spellStart"/>
+      <w:r>
+        <w:t>reunión</w:t>
+      </w:r>
+      <w:proofErr w:type="spellEnd"/>
+      <w:r>
+        <w:t xml:space="preserve"> (Viernes 8 de </w:t>
+      </w:r>
+      <w:proofErr w:type="spellStart"/>
+      <w:r>
+        <w:t>enero</w:t>
+      </w:r>
+      <w:proofErr w:type="spellEnd"/>
+      <w:r>
+        <w:t xml:space="preserve"> 19:00) (15:00 </w:t>
+      </w:r>
+      <w:proofErr w:type="spellStart"/>
+      <w:r>
+        <w:t>chile</w:t>
+      </w:r>
+      <w:proofErr w:type="spellEnd"/>
+      <w:r>
+        <w:t>)</w:t>
       </w:r>
     </w:p>
     <w:p>
@@ -399,28 +1402,165 @@
           <w:ilvl w:val="0"/>
           <w:numId w:val="1"/>
         </w:numPr>
-        <w:ind w:left="720" w:hanging="360"/>
-        <w:rPr>
-          <w:shd w:fill="ff9900" w:val="clear"/>
-        </w:rPr>
-      </w:pPr>
-      <w:r>
-        <w:rPr>
-          <w:shd w:fill="ff9900" w:val="clear"/>
-          <w:rtl w:val="0"/>
-        </w:rPr>
-        <w:t xml:space="preserve">Estado del arte.(seccion del estado del arte en el informe)</w:t>
+        <w:rPr>
+          <w:shd w:val="clear" w:color="auto" w:fill="FF9900"/>
+        </w:rPr>
+      </w:pPr>
+      <w:commentRangeStart w:id="4"/>
+      <w:r>
+        <w:rPr>
+          <w:shd w:val="clear" w:color="auto" w:fill="FF9900"/>
+        </w:rPr>
+        <w:t xml:space="preserve">Estado del </w:t>
+      </w:r>
+      <w:proofErr w:type="spellStart"/>
+      <w:proofErr w:type="gramStart"/>
+      <w:r>
+        <w:rPr>
+          <w:shd w:val="clear" w:color="auto" w:fill="FF9900"/>
+        </w:rPr>
+        <w:t>arte</w:t>
+      </w:r>
+      <w:proofErr w:type="spellEnd"/>
+      <w:r>
+        <w:rPr>
+          <w:shd w:val="clear" w:color="auto" w:fill="FF9900"/>
+        </w:rPr>
+        <w:t>.(</w:t>
+      </w:r>
+      <w:proofErr w:type="spellStart"/>
+      <w:proofErr w:type="gramEnd"/>
+      <w:r>
+        <w:rPr>
+          <w:shd w:val="clear" w:color="auto" w:fill="FF9900"/>
+        </w:rPr>
+        <w:t>seccion</w:t>
+      </w:r>
+      <w:proofErr w:type="spellEnd"/>
+      <w:r>
+        <w:rPr>
+          <w:shd w:val="clear" w:color="auto" w:fill="FF9900"/>
+        </w:rPr>
+        <w:t xml:space="preserve"> del </w:t>
+      </w:r>
+      <w:proofErr w:type="spellStart"/>
+      <w:r>
+        <w:rPr>
+          <w:shd w:val="clear" w:color="auto" w:fill="FF9900"/>
+        </w:rPr>
+        <w:t>estado</w:t>
+      </w:r>
+      <w:proofErr w:type="spellEnd"/>
+      <w:r>
+        <w:rPr>
+          <w:shd w:val="clear" w:color="auto" w:fill="FF9900"/>
+        </w:rPr>
+        <w:t xml:space="preserve"> del </w:t>
+      </w:r>
+      <w:proofErr w:type="spellStart"/>
+      <w:r>
+        <w:rPr>
+          <w:shd w:val="clear" w:color="auto" w:fill="FF9900"/>
+        </w:rPr>
+        <w:t>arte</w:t>
+      </w:r>
+      <w:proofErr w:type="spellEnd"/>
+      <w:r>
+        <w:rPr>
+          <w:shd w:val="clear" w:color="auto" w:fill="FF9900"/>
+        </w:rPr>
+        <w:t xml:space="preserve"> </w:t>
+      </w:r>
+      <w:proofErr w:type="spellStart"/>
+      <w:r>
+        <w:rPr>
+          <w:shd w:val="clear" w:color="auto" w:fill="FF9900"/>
+        </w:rPr>
+        <w:t>en</w:t>
+      </w:r>
+      <w:proofErr w:type="spellEnd"/>
+      <w:r>
+        <w:rPr>
+          <w:shd w:val="clear" w:color="auto" w:fill="FF9900"/>
+        </w:rPr>
+        <w:t xml:space="preserve"> </w:t>
+      </w:r>
+      <w:proofErr w:type="spellStart"/>
+      <w:r>
+        <w:rPr>
+          <w:shd w:val="clear" w:color="auto" w:fill="FF9900"/>
+        </w:rPr>
+        <w:t>el</w:t>
+      </w:r>
+      <w:proofErr w:type="spellEnd"/>
+      <w:r>
+        <w:rPr>
+          <w:shd w:val="clear" w:color="auto" w:fill="FF9900"/>
+        </w:rPr>
+        <w:t xml:space="preserve"> </w:t>
+      </w:r>
+      <w:proofErr w:type="spellStart"/>
+      <w:r>
+        <w:rPr>
+          <w:shd w:val="clear" w:color="auto" w:fill="FF9900"/>
+        </w:rPr>
+        <w:t>informe</w:t>
+      </w:r>
+      <w:proofErr w:type="spellEnd"/>
+      <w:r>
+        <w:rPr>
+          <w:shd w:val="clear" w:color="auto" w:fill="FF9900"/>
+        </w:rPr>
+        <w:t>)</w:t>
+      </w:r>
+      <w:commentRangeEnd w:id="4"/>
+      <w:r>
+        <w:rPr>
+          <w:rStyle w:val="Refdecomentario"/>
+        </w:rPr>
+        <w:commentReference w:id="4"/>
       </w:r>
     </w:p>
     <w:p>
-      <w:pPr>
-        <w:rPr/>
-      </w:pPr>
-      <w:r>
-        <w:rPr>
-          <w:rtl w:val="0"/>
-        </w:rPr>
-        <w:t xml:space="preserve">Próxima reunión (Miercoles 21 de enero 19:30) (15:30 chile) </w:t>
+      <w:proofErr w:type="spellStart"/>
+      <w:r>
+        <w:t>Próxima</w:t>
+      </w:r>
+      <w:proofErr w:type="spellEnd"/>
+      <w:r>
+        <w:t xml:space="preserve"> </w:t>
+      </w:r>
+      <w:proofErr w:type="spellStart"/>
+      <w:r>
+        <w:t>reunión</w:t>
+      </w:r>
+      <w:proofErr w:type="spellEnd"/>
+      <w:r>
+        <w:t xml:space="preserve"> (</w:t>
+      </w:r>
+      <w:proofErr w:type="spellStart"/>
+      <w:r>
+        <w:t>Miercoles</w:t>
+      </w:r>
+      <w:proofErr w:type="spellEnd"/>
+      <w:r>
+        <w:t xml:space="preserve"> 21 de </w:t>
+      </w:r>
+      <w:proofErr w:type="spellStart"/>
+      <w:r>
+        <w:t>enero</w:t>
+      </w:r>
+      <w:proofErr w:type="spellEnd"/>
+      <w:r>
+        <w:t xml:space="preserve"> 19:30) (15:30 </w:t>
+      </w:r>
+      <w:proofErr w:type="spellStart"/>
+      <w:r>
+        <w:t>chile</w:t>
+      </w:r>
+      <w:proofErr w:type="spellEnd"/>
+      <w:r>
+        <w:t xml:space="preserve">) </w:t>
       </w:r>
     </w:p>
     <w:p>
@@ -429,72 +1569,74 @@
           <w:ilvl w:val="0"/>
           <w:numId w:val="4"/>
         </w:numPr>
-        <w:ind w:left="720" w:hanging="360"/>
-        <w:rPr>
-          <w:u w:val="none"/>
-        </w:rPr>
-      </w:pPr>
-      <w:r>
-        <w:rPr>
-          <w:rtl w:val="0"/>
-        </w:rPr>
+      </w:pPr>
+    </w:p>
+    <w:p/>
+    <w:p>
+      <w:proofErr w:type="spellStart"/>
+      <w:r>
+        <w:t>Fecha</w:t>
+      </w:r>
+      <w:proofErr w:type="spellEnd"/>
+      <w:r>
+        <w:t xml:space="preserve"> </w:t>
+      </w:r>
+      <w:proofErr w:type="spellStart"/>
+      <w:r>
+        <w:t>límite</w:t>
+      </w:r>
+      <w:proofErr w:type="spellEnd"/>
+      <w:r>
+        <w:t xml:space="preserve"> de </w:t>
+      </w:r>
+      <w:proofErr w:type="spellStart"/>
+      <w:r>
+        <w:t>entrega</w:t>
+      </w:r>
+      <w:proofErr w:type="spellEnd"/>
+      <w:r>
+        <w:t xml:space="preserve"> 23/02/2026 fin de </w:t>
+      </w:r>
+      <w:proofErr w:type="spellStart"/>
+      <w:r>
+        <w:t>desarrollo</w:t>
+      </w:r>
+      <w:proofErr w:type="spellEnd"/>
+      <w:r>
+        <w:t xml:space="preserve"> e </w:t>
+      </w:r>
+      <w:proofErr w:type="spellStart"/>
+      <w:r>
+        <w:t>informe</w:t>
+      </w:r>
+      <w:proofErr w:type="spellEnd"/>
+      <w:r>
+        <w:t>.</w:t>
       </w:r>
     </w:p>
     <w:p>
-      <w:pPr>
-        <w:rPr/>
-      </w:pPr>
-      <w:r>
-        <w:rPr>
-          <w:rtl w:val="0"/>
-        </w:rPr>
-      </w:r>
-    </w:p>
-    <w:p>
-      <w:pPr>
-        <w:rPr/>
-      </w:pPr>
-      <w:r>
-        <w:rPr>
-          <w:rtl w:val="0"/>
-        </w:rPr>
-        <w:t xml:space="preserve">Fecha límite de entrega </w:t>
-      </w:r>
-      <w:r>
-        <w:rPr>
-          <w:rtl w:val="0"/>
-        </w:rPr>
-        <w:t xml:space="preserve">23/02/2026</w:t>
-      </w:r>
-      <w:r>
-        <w:rPr>
-          <w:rtl w:val="0"/>
-        </w:rPr>
-        <w:t xml:space="preserve"> fin de desarrollo e informe.</w:t>
-      </w:r>
-    </w:p>
-    <w:p>
-      <w:pPr>
-        <w:rPr/>
-      </w:pPr>
-      <w:commentRangeStart w:id="0"/>
-      <w:r>
-        <w:rPr/>
+      <w:commentRangeStart w:id="5"/>
+      <w:r>
+        <w:rPr>
+          <w:noProof/>
+        </w:rPr>
+        <w:lastRenderedPageBreak/>
         <w:drawing>
-          <wp:inline distB="114300" distT="114300" distL="114300" distR="114300">
+          <wp:inline distT="114300" distB="114300" distL="114300" distR="114300" wp14:anchorId="2ADBFCC6" wp14:editId="2ADBFCC7">
             <wp:extent cx="3976688" cy="2511175"/>
-            <wp:effectExtent b="0" l="0" r="0" t="0"/>
+            <wp:effectExtent l="0" t="0" r="0" b="0"/>
             <wp:docPr id="2" name="image2.png"/>
-            <a:graphic>
+            <wp:cNvGraphicFramePr/>
+            <a:graphic xmlns:a="http://schemas.openxmlformats.org/drawingml/2006/main">
               <a:graphicData uri="http://schemas.openxmlformats.org/drawingml/2006/picture">
-                <pic:pic>
+                <pic:pic xmlns:pic="http://schemas.openxmlformats.org/drawingml/2006/picture">
                   <pic:nvPicPr>
                     <pic:cNvPr id="0" name="image2.png"/>
                     <pic:cNvPicPr preferRelativeResize="0"/>
                   </pic:nvPicPr>
                   <pic:blipFill>
-                    <a:blip r:embed="rId8"/>
-                    <a:srcRect b="0" l="0" r="0" t="0"/>
+                    <a:blip r:embed="rId10"/>
+                    <a:srcRect/>
                     <a:stretch>
                       <a:fillRect/>
                     </a:stretch>
@@ -504,7 +1646,9 @@
                       <a:off x="0" y="0"/>
                       <a:ext cx="3976688" cy="2511175"/>
                     </a:xfrm>
-                    <a:prstGeom prst="rect"/>
+                    <a:prstGeom prst="rect">
+                      <a:avLst/>
+                    </a:prstGeom>
                     <a:ln/>
                   </pic:spPr>
                 </pic:pic>
@@ -513,48 +1657,34 @@
           </wp:inline>
         </w:drawing>
       </w:r>
-      <w:commentRangeEnd w:id="0"/>
-      <w:r>
-        <w:commentReference w:id="0"/>
-      </w:r>
-      <w:r>
-        <w:rPr>
-          <w:rtl w:val="0"/>
-        </w:rPr>
+      <w:commentRangeEnd w:id="5"/>
+      <w:r>
+        <w:commentReference w:id="5"/>
       </w:r>
     </w:p>
+    <w:p/>
     <w:p>
-      <w:pPr>
-        <w:rPr/>
-      </w:pPr>
-      <w:r>
-        <w:rPr>
-          <w:rtl w:val="0"/>
-        </w:rPr>
-      </w:r>
-    </w:p>
-    <w:p>
-      <w:pPr>
-        <w:rPr/>
-      </w:pPr>
-      <w:commentRangeStart w:id="1"/>
-      <w:r>
-        <w:rPr/>
+      <w:commentRangeStart w:id="6"/>
+      <w:r>
+        <w:rPr>
+          <w:noProof/>
+        </w:rPr>
         <w:drawing>
-          <wp:inline distB="114300" distT="114300" distL="114300" distR="114300">
+          <wp:inline distT="114300" distB="114300" distL="114300" distR="114300" wp14:anchorId="2ADBFCC8" wp14:editId="2ADBFCC9">
             <wp:extent cx="5943600" cy="2984500"/>
-            <wp:effectExtent b="0" l="0" r="0" t="0"/>
+            <wp:effectExtent l="0" t="0" r="0" b="0"/>
             <wp:docPr id="1" name="image1.png"/>
-            <a:graphic>
+            <wp:cNvGraphicFramePr/>
+            <a:graphic xmlns:a="http://schemas.openxmlformats.org/drawingml/2006/main">
               <a:graphicData uri="http://schemas.openxmlformats.org/drawingml/2006/picture">
-                <pic:pic>
+                <pic:pic xmlns:pic="http://schemas.openxmlformats.org/drawingml/2006/picture">
                   <pic:nvPicPr>
                     <pic:cNvPr id="0" name="image1.png"/>
                     <pic:cNvPicPr preferRelativeResize="0"/>
                   </pic:nvPicPr>
                   <pic:blipFill>
-                    <a:blip r:embed="rId9"/>
-                    <a:srcRect b="0" l="0" r="0" t="0"/>
+                    <a:blip r:embed="rId11"/>
+                    <a:srcRect/>
                     <a:stretch>
                       <a:fillRect/>
                     </a:stretch>
@@ -564,7 +1694,9 @@
                       <a:off x="0" y="0"/>
                       <a:ext cx="5943600" cy="2984500"/>
                     </a:xfrm>
-                    <a:prstGeom prst="rect"/>
+                    <a:prstGeom prst="rect">
+                      <a:avLst/>
+                    </a:prstGeom>
                     <a:ln/>
                   </pic:spPr>
                 </pic:pic>
@@ -573,143 +1705,194 @@
           </wp:inline>
         </w:drawing>
       </w:r>
-      <w:commentRangeEnd w:id="1"/>
-      <w:r>
-        <w:commentReference w:id="1"/>
-      </w:r>
-      <w:r>
-        <w:rPr>
-          <w:rtl w:val="0"/>
-        </w:rPr>
+      <w:commentRangeEnd w:id="6"/>
+      <w:r>
+        <w:commentReference w:id="6"/>
       </w:r>
     </w:p>
     <w:sectPr>
-      <w:pgSz w:h="15840" w:w="12240" w:orient="portrait"/>
-      <w:pgMar w:bottom="1440.0000000000002" w:top="1440.0000000000002" w:left="1440.0000000000002" w:right="1440.0000000000002" w:header="720" w:footer="720"/>
+      <w:pgSz w:w="12240" w:h="15840"/>
+      <w:pgMar w:top="1440" w:right="1440" w:bottom="1440" w:left="1440" w:header="720" w:footer="720" w:gutter="0"/>
       <w:pgNumType w:start="1"/>
+      <w:cols w:space="720"/>
     </w:sectPr>
   </w:body>
 </w:document>
 </file>
 
 <file path=word/comments.xml><?xml version="1.0" encoding="utf-8"?>
-<w:comments xmlns:mc="http://schemas.openxmlformats.org/markup-compatibility/2006" xmlns:o="urn:schemas-microsoft-com:office:office" xmlns:r="http://schemas.openxmlformats.org/officeDocument/2006/relationships" xmlns:m="http://schemas.openxmlformats.org/officeDocument/2006/math" xmlns:v="urn:schemas-microsoft-com:vml" xmlns:wp="http://schemas.openxmlformats.org/drawingml/2006/wordprocessingDrawing" xmlns:w10="urn:schemas-microsoft-com:office:word" xmlns:w="http://schemas.openxmlformats.org/wordprocessingml/2006/main" xmlns:wne="http://schemas.microsoft.com/office/word/2006/wordml" xmlns:sl="http://schemas.openxmlformats.org/schemaLibrary/2006/main" xmlns:a="http://schemas.openxmlformats.org/drawingml/2006/main" xmlns:pic="http://schemas.openxmlformats.org/drawingml/2006/picture" xmlns:c="http://schemas.openxmlformats.org/drawingml/2006/chart" xmlns:lc="http://schemas.openxmlformats.org/drawingml/2006/lockedCanvas" xmlns:dgm="http://schemas.openxmlformats.org/drawingml/2006/diagram" xmlns:wps="http://schemas.microsoft.com/office/word/2010/wordprocessingShape" xmlns:wpg="http://schemas.microsoft.com/office/word/2010/wordprocessingGroup" xmlns:w14="http://schemas.microsoft.com/office/word/2010/wordml" xmlns:w15="http://schemas.microsoft.com/office/word/2012/wordml" xmlns:w16="http://schemas.microsoft.com/office/word/2018/wordml" xmlns:w16cex="http://schemas.microsoft.com/office/word/2018/wordml/cex" xmlns:w16cid="http://schemas.microsoft.com/office/word/2016/wordml/cid" xmlns="http://schemas.microsoft.com/office/tasks/2019/documenttasks" xmlns:cr="http://schemas.microsoft.com/office/comments/2020/reactions">
-  <w:comment w:author="BADY PATRICIO GANA CASTILLO" w:id="1" w:date="2025-12-31T17:37:21Z">
+<w:comments xmlns:wpc="http://schemas.microsoft.com/office/word/2010/wordprocessingCanvas" xmlns:cx="http://schemas.microsoft.com/office/drawing/2014/chartex" xmlns:cx1="http://schemas.microsoft.com/office/drawing/2015/9/8/chartex" xmlns:cx2="http://schemas.microsoft.com/office/drawing/2015/10/21/chartex" xmlns:cx3="http://schemas.microsoft.com/office/drawing/2016/5/9/chartex" xmlns:cx4="http://schemas.microsoft.com/office/drawing/2016/5/10/chartex" xmlns:cx5="http://schemas.microsoft.com/office/drawing/2016/5/11/chartex" xmlns:cx6="http://schemas.microsoft.com/office/drawing/2016/5/12/chartex" xmlns:cx7="http://schemas.microsoft.com/office/drawing/2016/5/13/chartex" xmlns:cx8="http://schemas.microsoft.com/office/drawing/2016/5/14/chartex" xmlns:mc="http://schemas.openxmlformats.org/markup-compatibility/2006" xmlns:aink="http://schemas.microsoft.com/office/drawing/2016/ink" xmlns:am3d="http://schemas.microsoft.com/office/drawing/2017/model3d" xmlns:o="urn:schemas-microsoft-com:office:office" xmlns:oel="http://schemas.microsoft.com/office/2019/extlst" xmlns:r="http://schemas.openxmlformats.org/officeDocument/2006/relationships" xmlns:m="http://schemas.openxmlformats.org/officeDocument/2006/math" xmlns:v="urn:schemas-microsoft-com:vml" xmlns:wp14="http://schemas.microsoft.com/office/word/2010/wordprocessingDrawing" xmlns:wp="http://schemas.openxmlformats.org/drawingml/2006/wordprocessingDrawing" xmlns:w10="urn:schemas-microsoft-com:office:word" xmlns:w="http://schemas.openxmlformats.org/wordprocessingml/2006/main" xmlns:w14="http://schemas.microsoft.com/office/word/2010/wordml" xmlns:w15="http://schemas.microsoft.com/office/word/2012/wordml" xmlns:w16cex="http://schemas.microsoft.com/office/word/2018/wordml/cex" xmlns:w16cid="http://schemas.microsoft.com/office/word/2016/wordml/cid" xmlns:w16="http://schemas.microsoft.com/office/word/2018/wordml" xmlns:w16du="http://schemas.microsoft.com/office/word/2023/wordml/word16du" xmlns:w16sdtdh="http://schemas.microsoft.com/office/word/2020/wordml/sdtdatahash" xmlns:w16sdtfl="http://schemas.microsoft.com/office/word/2024/wordml/sdtformatlock" xmlns:w16se="http://schemas.microsoft.com/office/word/2015/wordml/symex" xmlns:wpg="http://schemas.microsoft.com/office/word/2010/wordprocessingGroup" xmlns:wpi="http://schemas.microsoft.com/office/word/2010/wordprocessingInk" xmlns:wne="http://schemas.microsoft.com/office/word/2006/wordml" xmlns:wps="http://schemas.microsoft.com/office/word/2010/wordprocessingShape" mc:Ignorable="w14 w15 w16se w16cid w16 w16cex w16sdtdh w16sdtfl w16du wp14">
+  <w:comment w:id="0" w:author="Sergio Moya Marín" w:date="2026-01-22T19:24:00Z" w:initials="SM">
     <w:p>
       <w:pPr>
-        <w:keepNext w:val="0"/>
-        <w:keepLines w:val="0"/>
-        <w:pageBreakBefore w:val="0"/>
+        <w:pStyle w:val="Textocomentario"/>
+      </w:pPr>
+      <w:r>
+        <w:rPr>
+          <w:rStyle w:val="Refdecomentario"/>
+        </w:rPr>
+        <w:annotationRef/>
+      </w:r>
+      <w:r>
+        <w:t>1.1 y 2 de la memoria</w:t>
+      </w:r>
+    </w:p>
+  </w:comment>
+  <w:comment w:id="1" w:author="Sergio Moya Marín" w:date="2026-01-22T19:24:00Z" w:initials="SM">
+    <w:p>
+      <w:pPr>
+        <w:pStyle w:val="Textocomentario"/>
+      </w:pPr>
+      <w:r>
+        <w:rPr>
+          <w:rStyle w:val="Refdecomentario"/>
+        </w:rPr>
+        <w:annotationRef/>
+      </w:r>
+      <w:r>
+        <w:t>3.4 de la memoria</w:t>
+      </w:r>
+    </w:p>
+  </w:comment>
+  <w:comment w:id="2" w:author="Sergio Moya Marín" w:date="2026-01-22T19:26:00Z" w:initials="SM">
+    <w:p>
+      <w:pPr>
+        <w:pStyle w:val="Textocomentario"/>
+      </w:pPr>
+      <w:r>
+        <w:rPr>
+          <w:rStyle w:val="Refdecomentario"/>
+        </w:rPr>
+        <w:annotationRef/>
+      </w:r>
+      <w:r>
+        <w:t>1.5 de la memoria</w:t>
+      </w:r>
+    </w:p>
+  </w:comment>
+  <w:comment w:id="3" w:author="Sergio Moya Marín" w:date="2026-01-22T19:26:00Z" w:initials="SM">
+    <w:p>
+      <w:pPr>
+        <w:pStyle w:val="Textocomentario"/>
+      </w:pPr>
+      <w:r>
+        <w:rPr>
+          <w:rStyle w:val="Refdecomentario"/>
+        </w:rPr>
+        <w:annotationRef/>
+      </w:r>
+      <w:r>
+        <w:t>1.6 de la memoria</w:t>
+      </w:r>
+    </w:p>
+  </w:comment>
+  <w:comment w:id="4" w:author="Sergio Moya Marín" w:date="2026-01-22T19:27:00Z" w:initials="SM">
+    <w:p>
+      <w:pPr>
+        <w:pStyle w:val="Textocomentario"/>
+      </w:pPr>
+      <w:r>
+        <w:rPr>
+          <w:rStyle w:val="Refdecomentario"/>
+        </w:rPr>
+        <w:annotationRef/>
+      </w:r>
+      <w:r>
+        <w:t>2 de la memoria</w:t>
+      </w:r>
+    </w:p>
+  </w:comment>
+  <w:comment w:id="5" w:author="BADY PATRICIO GANA CASTILLO" w:date="2025-12-31T17:34:00Z" w:initials="">
+    <w:p>
+      <w:pPr>
         <w:widowControl w:val="0"/>
         <w:pBdr>
-          <w:top w:space="0" w:sz="0" w:val="nil"/>
-          <w:left w:space="0" w:sz="0" w:val="nil"/>
-          <w:bottom w:space="0" w:sz="0" w:val="nil"/>
-          <w:right w:space="0" w:sz="0" w:val="nil"/>
-          <w:between w:space="0" w:sz="0" w:val="nil"/>
+          <w:top w:val="nil"/>
+          <w:left w:val="nil"/>
+          <w:bottom w:val="nil"/>
+          <w:right w:val="nil"/>
+          <w:between w:val="nil"/>
         </w:pBdr>
-        <w:shd w:fill="auto" w:val="clear"/>
-        <w:spacing w:after="0" w:before="0" w:line="240" w:lineRule="auto"/>
-        <w:ind w:left="0" w:right="0" w:firstLine="0"/>
-        <w:jc w:val="left"/>
-        <w:rPr>
-          <w:rFonts w:ascii="Arial" w:cs="Arial" w:eastAsia="Arial" w:hAnsi="Arial"/>
-          <w:b w:val="0"/>
-          <w:bCs w:val="0"/>
-          <w:i w:val="0"/>
-          <w:iCs w:val="0"/>
-          <w:smallCaps w:val="0"/>
-          <w:strike w:val="0"/>
+        <w:spacing w:line="240" w:lineRule="auto"/>
+        <w:rPr>
           <w:color w:val="000000"/>
-          <w:sz w:val="22"/>
-          <w:szCs w:val="22"/>
-          <w:u w:val="none"/>
-          <w:shd w:fill="auto" w:val="clear"/>
-          <w:vertAlign w:val="baseline"/>
-        </w:rPr>
-      </w:pPr>
-      <w:r>
-        <w:rPr>
-          <w:rFonts w:ascii="Arial" w:cs="Arial" w:eastAsia="Arial" w:hAnsi="Arial"/>
-          <w:b w:val="0"/>
-          <w:bCs w:val="0"/>
-          <w:i w:val="0"/>
-          <w:iCs w:val="0"/>
-          <w:smallCaps w:val="0"/>
-          <w:strike w:val="0"/>
+        </w:rPr>
+      </w:pPr>
+      <w:r>
+        <w:rPr>
           <w:color w:val="000000"/>
-          <w:sz w:val="22"/>
-          <w:szCs w:val="22"/>
-          <w:u w:val="none"/>
-          <w:shd w:fill="auto" w:val="clear"/>
-          <w:vertAlign w:val="baseline"/>
-          <w:rtl w:val="0"/>
-        </w:rPr>
-        <w:t xml:space="preserve">Esto es 23 de febrero, pero 23 de enero se cierra la fase 2</w:t>
+        </w:rPr>
+        <w:t>Es ideal tener reuniones previas a las entregas para poder corregir</w:t>
       </w:r>
     </w:p>
   </w:comment>
-  <w:comment w:author="BADY PATRICIO GANA CASTILLO" w:id="0" w:date="2025-12-31T17:34:38Z">
+  <w:comment w:id="6" w:author="BADY PATRICIO GANA CASTILLO" w:date="2025-12-31T17:37:00Z" w:initials="">
     <w:p>
       <w:pPr>
-        <w:keepNext w:val="0"/>
-        <w:keepLines w:val="0"/>
-        <w:pageBreakBefore w:val="0"/>
         <w:widowControl w:val="0"/>
         <w:pBdr>
-          <w:top w:space="0" w:sz="0" w:val="nil"/>
-          <w:left w:space="0" w:sz="0" w:val="nil"/>
-          <w:bottom w:space="0" w:sz="0" w:val="nil"/>
-          <w:right w:space="0" w:sz="0" w:val="nil"/>
-          <w:between w:space="0" w:sz="0" w:val="nil"/>
+          <w:top w:val="nil"/>
+          <w:left w:val="nil"/>
+          <w:bottom w:val="nil"/>
+          <w:right w:val="nil"/>
+          <w:between w:val="nil"/>
         </w:pBdr>
-        <w:shd w:fill="auto" w:val="clear"/>
-        <w:spacing w:after="0" w:before="0" w:line="240" w:lineRule="auto"/>
-        <w:ind w:left="0" w:right="0" w:firstLine="0"/>
-        <w:jc w:val="left"/>
-        <w:rPr>
-          <w:rFonts w:ascii="Arial" w:cs="Arial" w:eastAsia="Arial" w:hAnsi="Arial"/>
-          <w:b w:val="0"/>
-          <w:bCs w:val="0"/>
-          <w:i w:val="0"/>
-          <w:iCs w:val="0"/>
-          <w:smallCaps w:val="0"/>
-          <w:strike w:val="0"/>
+        <w:spacing w:line="240" w:lineRule="auto"/>
+        <w:rPr>
           <w:color w:val="000000"/>
-          <w:sz w:val="22"/>
-          <w:szCs w:val="22"/>
-          <w:u w:val="none"/>
-          <w:shd w:fill="auto" w:val="clear"/>
-          <w:vertAlign w:val="baseline"/>
-        </w:rPr>
-      </w:pPr>
-      <w:r>
-        <w:rPr>
-          <w:rFonts w:ascii="Arial" w:cs="Arial" w:eastAsia="Arial" w:hAnsi="Arial"/>
-          <w:b w:val="0"/>
-          <w:bCs w:val="0"/>
-          <w:i w:val="0"/>
-          <w:iCs w:val="0"/>
-          <w:smallCaps w:val="0"/>
-          <w:strike w:val="0"/>
+        </w:rPr>
+      </w:pPr>
+      <w:r>
+        <w:rPr>
           <w:color w:val="000000"/>
-          <w:sz w:val="22"/>
-          <w:szCs w:val="22"/>
-          <w:u w:val="none"/>
-          <w:shd w:fill="auto" w:val="clear"/>
-          <w:vertAlign w:val="baseline"/>
-          <w:rtl w:val="0"/>
-        </w:rPr>
-        <w:t xml:space="preserve">Es ideal tener reuniones previas a las entregas para poder corregir</w:t>
+        </w:rPr>
+        <w:t>Esto es 23 de febrero, pero 23 de enero se cierra la fase 2</w:t>
       </w:r>
     </w:p>
   </w:comment>
 </w:comments>
 </file>
 
+<file path=word/commentsExtended.xml><?xml version="1.0" encoding="utf-8"?>
+<w15:commentsEx xmlns:wpc="http://schemas.microsoft.com/office/word/2010/wordprocessingCanvas" xmlns:cx="http://schemas.microsoft.com/office/drawing/2014/chartex" xmlns:cx1="http://schemas.microsoft.com/office/drawing/2015/9/8/chartex" xmlns:cx2="http://schemas.microsoft.com/office/drawing/2015/10/21/chartex" xmlns:cx3="http://schemas.microsoft.com/office/drawing/2016/5/9/chartex" xmlns:cx4="http://schemas.microsoft.com/office/drawing/2016/5/10/chartex" xmlns:cx5="http://schemas.microsoft.com/office/drawing/2016/5/11/chartex" xmlns:cx6="http://schemas.microsoft.com/office/drawing/2016/5/12/chartex" xmlns:cx7="http://schemas.microsoft.com/office/drawing/2016/5/13/chartex" xmlns:cx8="http://schemas.microsoft.com/office/drawing/2016/5/14/chartex" xmlns:mc="http://schemas.openxmlformats.org/markup-compatibility/2006" xmlns:aink="http://schemas.microsoft.com/office/drawing/2016/ink" xmlns:am3d="http://schemas.microsoft.com/office/drawing/2017/model3d" xmlns:o="urn:schemas-microsoft-com:office:office" xmlns:oel="http://schemas.microsoft.com/office/2019/extlst" xmlns:r="http://schemas.openxmlformats.org/officeDocument/2006/relationships" xmlns:m="http://schemas.openxmlformats.org/officeDocument/2006/math" xmlns:v="urn:schemas-microsoft-com:vml" xmlns:wp14="http://schemas.microsoft.com/office/word/2010/wordprocessingDrawing" xmlns:wp="http://schemas.openxmlformats.org/drawingml/2006/wordprocessingDrawing" xmlns:w10="urn:schemas-microsoft-com:office:word" xmlns:w="http://schemas.openxmlformats.org/wordprocessingml/2006/main" xmlns:w14="http://schemas.microsoft.com/office/word/2010/wordml" xmlns:w15="http://schemas.microsoft.com/office/word/2012/wordml" xmlns:w16cex="http://schemas.microsoft.com/office/word/2018/wordml/cex" xmlns:w16cid="http://schemas.microsoft.com/office/word/2016/wordml/cid" xmlns:w16="http://schemas.microsoft.com/office/word/2018/wordml" xmlns:w16du="http://schemas.microsoft.com/office/word/2023/wordml/word16du" xmlns:w16sdtdh="http://schemas.microsoft.com/office/word/2020/wordml/sdtdatahash" xmlns:w16sdtfl="http://schemas.microsoft.com/office/word/2024/wordml/sdtformatlock" xmlns:w16se="http://schemas.microsoft.com/office/word/2015/wordml/symex" xmlns:wpg="http://schemas.microsoft.com/office/word/2010/wordprocessingGroup" xmlns:wpi="http://schemas.microsoft.com/office/word/2010/wordprocessingInk" xmlns:wne="http://schemas.microsoft.com/office/word/2006/wordml" xmlns:wps="http://schemas.microsoft.com/office/word/2010/wordprocessingShape" mc:Ignorable="w14 w15 w16se w16cid w16 w16cex w16sdtdh w16sdtfl w16du wp14">
+  <w15:commentEx w15:paraId="2F28E50F" w15:done="0"/>
+  <w15:commentEx w15:paraId="1E0EB621" w15:done="0"/>
+  <w15:commentEx w15:paraId="1B65899F" w15:done="0"/>
+  <w15:commentEx w15:paraId="18B38507" w15:done="0"/>
+  <w15:commentEx w15:paraId="464A0D43" w15:done="0"/>
+  <w15:commentEx w15:paraId="2ADBFCCA" w15:done="0"/>
+  <w15:commentEx w15:paraId="2ADBFCCB" w15:done="0"/>
+</w15:commentsEx>
+</file>
+
+<file path=word/commentsExtensible.xml><?xml version="1.0" encoding="utf-8"?>
+<w16cex:commentsExtensible xmlns:wpc="http://schemas.microsoft.com/office/word/2010/wordprocessingCanvas" xmlns:cx="http://schemas.microsoft.com/office/drawing/2014/chartex" xmlns:cx1="http://schemas.microsoft.com/office/drawing/2015/9/8/chartex" xmlns:cx2="http://schemas.microsoft.com/office/drawing/2015/10/21/chartex" xmlns:cx3="http://schemas.microsoft.com/office/drawing/2016/5/9/chartex" xmlns:cx4="http://schemas.microsoft.com/office/drawing/2016/5/10/chartex" xmlns:cx5="http://schemas.microsoft.com/office/drawing/2016/5/11/chartex" xmlns:cx6="http://schemas.microsoft.com/office/drawing/2016/5/12/chartex" xmlns:cx7="http://schemas.microsoft.com/office/drawing/2016/5/13/chartex" xmlns:cx8="http://schemas.microsoft.com/office/drawing/2016/5/14/chartex" xmlns:cr="http://schemas.microsoft.com/office/comments/2020/reactions" xmlns:mc="http://schemas.openxmlformats.org/markup-compatibility/2006" xmlns:aink="http://schemas.microsoft.com/office/drawing/2016/ink" xmlns:am3d="http://schemas.microsoft.com/office/drawing/2017/model3d" xmlns:o="urn:schemas-microsoft-com:office:office" xmlns:oel="http://schemas.microsoft.com/office/2019/extlst" xmlns:r="http://schemas.openxmlformats.org/officeDocument/2006/relationships" xmlns:m="http://schemas.openxmlformats.org/officeDocument/2006/math" xmlns:v="urn:schemas-microsoft-com:vml" xmlns:wp14="http://schemas.microsoft.com/office/word/2010/wordprocessingDrawing" xmlns:wp="http://schemas.openxmlformats.org/drawingml/2006/wordprocessingDrawing" xmlns:w10="urn:schemas-microsoft-com:office:word" xmlns:w="http://schemas.openxmlformats.org/wordprocessingml/2006/main" xmlns:w14="http://schemas.microsoft.com/office/word/2010/wordml" xmlns:w15="http://schemas.microsoft.com/office/word/2012/wordml" xmlns:w16cex="http://schemas.microsoft.com/office/word/2018/wordml/cex" xmlns:w16cid="http://schemas.microsoft.com/office/word/2016/wordml/cid" xmlns:w16="http://schemas.microsoft.com/office/word/2018/wordml" xmlns:w16du="http://schemas.microsoft.com/office/word/2023/wordml/word16du" xmlns:w16sdtdh="http://schemas.microsoft.com/office/word/2020/wordml/sdtdatahash" xmlns:w16sdtfl="http://schemas.microsoft.com/office/word/2024/wordml/sdtformatlock" xmlns:w16se="http://schemas.microsoft.com/office/word/2015/wordml/symex" xmlns:wpg="http://schemas.microsoft.com/office/word/2010/wordprocessingGroup" xmlns:wpi="http://schemas.microsoft.com/office/word/2010/wordprocessingInk" xmlns:wne="http://schemas.microsoft.com/office/word/2006/wordml" xmlns:wps="http://schemas.microsoft.com/office/word/2010/wordprocessingShape" mc:Ignorable="w14 w15 w16se w16cid w16 w16cex w16sdtdh w16sdtfl cr w16du wp14">
+  <w16cex:commentExtensible w16cex:durableId="415D18AA" w16cex:dateUtc="2026-01-22T18:24:00Z"/>
+  <w16cex:commentExtensible w16cex:durableId="456ED366" w16cex:dateUtc="2026-01-22T18:24:00Z"/>
+  <w16cex:commentExtensible w16cex:durableId="0D8B8F16" w16cex:dateUtc="2026-01-22T18:26:00Z"/>
+  <w16cex:commentExtensible w16cex:durableId="6E200230" w16cex:dateUtc="2026-01-22T18:26:00Z"/>
+  <w16cex:commentExtensible w16cex:durableId="60D1EF51" w16cex:dateUtc="2026-01-22T18:27:00Z"/>
+</w16cex:commentsExtensible>
+</file>
+
+<file path=word/commentsIds.xml><?xml version="1.0" encoding="utf-8"?>
+<w16cid:commentsIds xmlns:wpc="http://schemas.microsoft.com/office/word/2010/wordprocessingCanvas" xmlns:cx="http://schemas.microsoft.com/office/drawing/2014/chartex" xmlns:cx1="http://schemas.microsoft.com/office/drawing/2015/9/8/chartex" xmlns:cx2="http://schemas.microsoft.com/office/drawing/2015/10/21/chartex" xmlns:cx3="http://schemas.microsoft.com/office/drawing/2016/5/9/chartex" xmlns:cx4="http://schemas.microsoft.com/office/drawing/2016/5/10/chartex" xmlns:cx5="http://schemas.microsoft.com/office/drawing/2016/5/11/chartex" xmlns:cx6="http://schemas.microsoft.com/office/drawing/2016/5/12/chartex" xmlns:cx7="http://schemas.microsoft.com/office/drawing/2016/5/13/chartex" xmlns:cx8="http://schemas.microsoft.com/office/drawing/2016/5/14/chartex" xmlns:mc="http://schemas.openxmlformats.org/markup-compatibility/2006" xmlns:aink="http://schemas.microsoft.com/office/drawing/2016/ink" xmlns:am3d="http://schemas.microsoft.com/office/drawing/2017/model3d" xmlns:o="urn:schemas-microsoft-com:office:office" xmlns:oel="http://schemas.microsoft.com/office/2019/extlst" xmlns:r="http://schemas.openxmlformats.org/officeDocument/2006/relationships" xmlns:m="http://schemas.openxmlformats.org/officeDocument/2006/math" xmlns:v="urn:schemas-microsoft-com:vml" xmlns:wp14="http://schemas.microsoft.com/office/word/2010/wordprocessingDrawing" xmlns:wp="http://schemas.openxmlformats.org/drawingml/2006/wordprocessingDrawing" xmlns:w10="urn:schemas-microsoft-com:office:word" xmlns:w="http://schemas.openxmlformats.org/wordprocessingml/2006/main" xmlns:w14="http://schemas.microsoft.com/office/word/2010/wordml" xmlns:w15="http://schemas.microsoft.com/office/word/2012/wordml" xmlns:w16cex="http://schemas.microsoft.com/office/word/2018/wordml/cex" xmlns:w16cid="http://schemas.microsoft.com/office/word/2016/wordml/cid" xmlns:w16="http://schemas.microsoft.com/office/word/2018/wordml" xmlns:w16du="http://schemas.microsoft.com/office/word/2023/wordml/word16du" xmlns:w16sdtdh="http://schemas.microsoft.com/office/word/2020/wordml/sdtdatahash" xmlns:w16sdtfl="http://schemas.microsoft.com/office/word/2024/wordml/sdtformatlock" xmlns:w16se="http://schemas.microsoft.com/office/word/2015/wordml/symex" xmlns:wpg="http://schemas.microsoft.com/office/word/2010/wordprocessingGroup" xmlns:wpi="http://schemas.microsoft.com/office/word/2010/wordprocessingInk" xmlns:wne="http://schemas.microsoft.com/office/word/2006/wordml" xmlns:wps="http://schemas.microsoft.com/office/word/2010/wordprocessingShape" mc:Ignorable="w14 w15 w16se w16cid w16 w16cex w16sdtdh w16sdtfl w16du wp14">
+  <w16cid:commentId w16cid:paraId="2F28E50F" w16cid:durableId="415D18AA"/>
+  <w16cid:commentId w16cid:paraId="1E0EB621" w16cid:durableId="456ED366"/>
+  <w16cid:commentId w16cid:paraId="1B65899F" w16cid:durableId="0D8B8F16"/>
+  <w16cid:commentId w16cid:paraId="18B38507" w16cid:durableId="6E200230"/>
+  <w16cid:commentId w16cid:paraId="464A0D43" w16cid:durableId="60D1EF51"/>
+  <w16cid:commentId w16cid:paraId="2ADBFCCA" w16cid:durableId="2ADBFCCB"/>
+  <w16cid:commentId w16cid:paraId="2ADBFCCB" w16cid:durableId="2ADBFCCA"/>
+</w16cid:commentsIds>
+</file>
+
 <file path=word/numbering.xml><?xml version="1.0" encoding="utf-8"?>
-<w:numbering xmlns:mc="http://schemas.openxmlformats.org/markup-compatibility/2006" xmlns:o="urn:schemas-microsoft-com:office:office" xmlns:r="http://schemas.openxmlformats.org/officeDocument/2006/relationships" xmlns:m="http://schemas.openxmlformats.org/officeDocument/2006/math" xmlns:v="urn:schemas-microsoft-com:vml" xmlns:wp="http://schemas.openxmlformats.org/drawingml/2006/wordprocessingDrawing" xmlns:w10="urn:schemas-microsoft-com:office:word" xmlns:w="http://schemas.openxmlformats.org/wordprocessingml/2006/main" xmlns:wne="http://schemas.microsoft.com/office/word/2006/wordml" xmlns:sl="http://schemas.openxmlformats.org/schemaLibrary/2006/main" xmlns:a="http://schemas.openxmlformats.org/drawingml/2006/main" xmlns:pic="http://schemas.openxmlformats.org/drawingml/2006/picture" xmlns:c="http://schemas.openxmlformats.org/drawingml/2006/chart" xmlns:lc="http://schemas.openxmlformats.org/drawingml/2006/lockedCanvas" xmlns:dgm="http://schemas.openxmlformats.org/drawingml/2006/diagram" xmlns:wps="http://schemas.microsoft.com/office/word/2010/wordprocessingShape" xmlns:wpg="http://schemas.microsoft.com/office/word/2010/wordprocessingGroup" xmlns:w14="http://schemas.microsoft.com/office/word/2010/wordml" xmlns:w15="http://schemas.microsoft.com/office/word/2012/wordml" xmlns:w16="http://schemas.microsoft.com/office/word/2018/wordml" xmlns:w16cex="http://schemas.microsoft.com/office/word/2018/wordml/cex" xmlns:w16cid="http://schemas.microsoft.com/office/word/2016/wordml/cid" xmlns="http://schemas.microsoft.com/office/tasks/2019/documenttasks" xmlns:cr="http://schemas.microsoft.com/office/comments/2020/reactions">
-  <w:abstractNum w:abstractNumId="1">
+<w:numbering xmlns:wpc="http://schemas.microsoft.com/office/word/2010/wordprocessingCanvas" xmlns:cx="http://schemas.microsoft.com/office/drawing/2014/chartex" xmlns:cx1="http://schemas.microsoft.com/office/drawing/2015/9/8/chartex" xmlns:cx2="http://schemas.microsoft.com/office/drawing/2015/10/21/chartex" xmlns:cx3="http://schemas.microsoft.com/office/drawing/2016/5/9/chartex" xmlns:cx4="http://schemas.microsoft.com/office/drawing/2016/5/10/chartex" xmlns:cx5="http://schemas.microsoft.com/office/drawing/2016/5/11/chartex" xmlns:cx6="http://schemas.microsoft.com/office/drawing/2016/5/12/chartex" xmlns:cx7="http://schemas.microsoft.com/office/drawing/2016/5/13/chartex" xmlns:cx8="http://schemas.microsoft.com/office/drawing/2016/5/14/chartex" xmlns:mc="http://schemas.openxmlformats.org/markup-compatibility/2006" xmlns:aink="http://schemas.microsoft.com/office/drawing/2016/ink" xmlns:am3d="http://schemas.microsoft.com/office/drawing/2017/model3d" xmlns:o="urn:schemas-microsoft-com:office:office" xmlns:oel="http://schemas.microsoft.com/office/2019/extlst" xmlns:r="http://schemas.openxmlformats.org/officeDocument/2006/relationships" xmlns:m="http://schemas.openxmlformats.org/officeDocument/2006/math" xmlns:v="urn:schemas-microsoft-com:vml" xmlns:wp14="http://schemas.microsoft.com/office/word/2010/wordprocessingDrawing" xmlns:wp="http://schemas.openxmlformats.org/drawingml/2006/wordprocessingDrawing" xmlns:w10="urn:schemas-microsoft-com:office:word" xmlns:w="http://schemas.openxmlformats.org/wordprocessingml/2006/main" xmlns:w14="http://schemas.microsoft.com/office/word/2010/wordml" xmlns:w15="http://schemas.microsoft.com/office/word/2012/wordml" xmlns:w16cex="http://schemas.microsoft.com/office/word/2018/wordml/cex" xmlns:w16cid="http://schemas.microsoft.com/office/word/2016/wordml/cid" xmlns:w16="http://schemas.microsoft.com/office/word/2018/wordml" xmlns:w16du="http://schemas.microsoft.com/office/word/2023/wordml/word16du" xmlns:w16sdtdh="http://schemas.microsoft.com/office/word/2020/wordml/sdtdatahash" xmlns:w16sdtfl="http://schemas.microsoft.com/office/word/2024/wordml/sdtformatlock" xmlns:w16se="http://schemas.microsoft.com/office/word/2015/wordml/symex" xmlns:wpg="http://schemas.microsoft.com/office/word/2010/wordprocessingGroup" xmlns:wpi="http://schemas.microsoft.com/office/word/2010/wordprocessingInk" xmlns:wne="http://schemas.microsoft.com/office/word/2006/wordml" xmlns:wps="http://schemas.microsoft.com/office/word/2010/wordprocessingShape" mc:Ignorable="w14 w15 w16se w16cid w16 w16cex w16sdtdh w16sdtfl w16du wp14">
+  <w:abstractNum w:abstractNumId="0" w15:restartNumberingAfterBreak="0">
+    <w:nsid w:val="060A4DEB"/>
+    <w:multiLevelType w:val="multilevel"/>
+    <w:tmpl w:val="E2F2EF76"/>
     <w:lvl w:ilvl="0">
       <w:start w:val="1"/>
       <w:numFmt w:val="bullet"/>
@@ -819,7 +2002,10 @@
       </w:rPr>
     </w:lvl>
   </w:abstractNum>
-  <w:abstractNum w:abstractNumId="2">
+  <w:abstractNum w:abstractNumId="1" w15:restartNumberingAfterBreak="0">
+    <w:nsid w:val="0FA3245E"/>
+    <w:multiLevelType w:val="multilevel"/>
+    <w:tmpl w:val="DDF23126"/>
     <w:lvl w:ilvl="0">
       <w:start w:val="1"/>
       <w:numFmt w:val="bullet"/>
@@ -929,7 +2115,10 @@
       </w:rPr>
     </w:lvl>
   </w:abstractNum>
-  <w:abstractNum w:abstractNumId="3">
+  <w:abstractNum w:abstractNumId="2" w15:restartNumberingAfterBreak="0">
+    <w:nsid w:val="11453F48"/>
+    <w:multiLevelType w:val="multilevel"/>
+    <w:tmpl w:val="E3D84FE4"/>
     <w:lvl w:ilvl="0">
       <w:start w:val="1"/>
       <w:numFmt w:val="bullet"/>
@@ -1039,7 +2228,10 @@
       </w:rPr>
     </w:lvl>
   </w:abstractNum>
-  <w:abstractNum w:abstractNumId="4">
+  <w:abstractNum w:abstractNumId="3" w15:restartNumberingAfterBreak="0">
+    <w:nsid w:val="54773122"/>
+    <w:multiLevelType w:val="multilevel"/>
+    <w:tmpl w:val="44467DC8"/>
     <w:lvl w:ilvl="0">
       <w:start w:val="1"/>
       <w:numFmt w:val="bullet"/>
@@ -1149,7 +2341,10 @@
       </w:rPr>
     </w:lvl>
   </w:abstractNum>
-  <w:abstractNum w:abstractNumId="5">
+  <w:abstractNum w:abstractNumId="4" w15:restartNumberingAfterBreak="0">
+    <w:nsid w:val="65C324B7"/>
+    <w:multiLevelType w:val="multilevel"/>
+    <w:tmpl w:val="7734A468"/>
     <w:lvl w:ilvl="0">
       <w:start w:val="1"/>
       <w:numFmt w:val="bullet"/>
@@ -1159,7 +2354,7 @@
         <w:ind w:left="720" w:hanging="360"/>
       </w:pPr>
       <w:rPr>
-        <w:rFonts w:ascii="Arial" w:cs="Arial" w:eastAsia="Arial" w:hAnsi="Arial"/>
+        <w:rFonts w:ascii="Arial" w:eastAsia="Arial" w:hAnsi="Arial" w:cs="Arial"/>
         <w:color w:val="222222"/>
         <w:sz w:val="22"/>
         <w:szCs w:val="22"/>
@@ -1263,7 +2458,10 @@
       </w:rPr>
     </w:lvl>
   </w:abstractNum>
-  <w:abstractNum w:abstractNumId="6">
+  <w:abstractNum w:abstractNumId="5" w15:restartNumberingAfterBreak="0">
+    <w:nsid w:val="73C1113B"/>
+    <w:multiLevelType w:val="multilevel"/>
+    <w:tmpl w:val="5ED0CD5A"/>
     <w:lvl w:ilvl="0">
       <w:start w:val="1"/>
       <w:numFmt w:val="bullet"/>
@@ -1373,36 +2571,44 @@
       </w:rPr>
     </w:lvl>
   </w:abstractNum>
-  <w:num w:numId="1">
+  <w:num w:numId="1" w16cid:durableId="1441341654">
+    <w:abstractNumId w:val="3"/>
+  </w:num>
+  <w:num w:numId="2" w16cid:durableId="526262731">
+    <w:abstractNumId w:val="2"/>
+  </w:num>
+  <w:num w:numId="3" w16cid:durableId="1555314266">
+    <w:abstractNumId w:val="5"/>
+  </w:num>
+  <w:num w:numId="4" w16cid:durableId="294799514">
     <w:abstractNumId w:val="1"/>
   </w:num>
-  <w:num w:numId="2">
-    <w:abstractNumId w:val="2"/>
-  </w:num>
-  <w:num w:numId="3">
-    <w:abstractNumId w:val="3"/>
-  </w:num>
-  <w:num w:numId="4">
+  <w:num w:numId="5" w16cid:durableId="2080398800">
     <w:abstractNumId w:val="4"/>
   </w:num>
-  <w:num w:numId="5">
-    <w:abstractNumId w:val="5"/>
-  </w:num>
-  <w:num w:numId="6">
-    <w:abstractNumId w:val="6"/>
+  <w:num w:numId="6" w16cid:durableId="1454247694">
+    <w:abstractNumId w:val="0"/>
   </w:num>
 </w:numbering>
 </file>
 
+<file path=word/people.xml><?xml version="1.0" encoding="utf-8"?>
+<w15:people xmlns:wpc="http://schemas.microsoft.com/office/word/2010/wordprocessingCanvas" xmlns:cx="http://schemas.microsoft.com/office/drawing/2014/chartex" xmlns:cx1="http://schemas.microsoft.com/office/drawing/2015/9/8/chartex" xmlns:cx2="http://schemas.microsoft.com/office/drawing/2015/10/21/chartex" xmlns:cx3="http://schemas.microsoft.com/office/drawing/2016/5/9/chartex" xmlns:cx4="http://schemas.microsoft.com/office/drawing/2016/5/10/chartex" xmlns:cx5="http://schemas.microsoft.com/office/drawing/2016/5/11/chartex" xmlns:cx6="http://schemas.microsoft.com/office/drawing/2016/5/12/chartex" xmlns:cx7="http://schemas.microsoft.com/office/drawing/2016/5/13/chartex" xmlns:cx8="http://schemas.microsoft.com/office/drawing/2016/5/14/chartex" xmlns:mc="http://schemas.openxmlformats.org/markup-compatibility/2006" xmlns:aink="http://schemas.microsoft.com/office/drawing/2016/ink" xmlns:am3d="http://schemas.microsoft.com/office/drawing/2017/model3d" xmlns:o="urn:schemas-microsoft-com:office:office" xmlns:oel="http://schemas.microsoft.com/office/2019/extlst" xmlns:r="http://schemas.openxmlformats.org/officeDocument/2006/relationships" xmlns:m="http://schemas.openxmlformats.org/officeDocument/2006/math" xmlns:v="urn:schemas-microsoft-com:vml" xmlns:wp14="http://schemas.microsoft.com/office/word/2010/wordprocessingDrawing" xmlns:wp="http://schemas.openxmlformats.org/drawingml/2006/wordprocessingDrawing" xmlns:w10="urn:schemas-microsoft-com:office:word" xmlns:w="http://schemas.openxmlformats.org/wordprocessingml/2006/main" xmlns:w14="http://schemas.microsoft.com/office/word/2010/wordml" xmlns:w15="http://schemas.microsoft.com/office/word/2012/wordml" xmlns:w16cex="http://schemas.microsoft.com/office/word/2018/wordml/cex" xmlns:w16cid="http://schemas.microsoft.com/office/word/2016/wordml/cid" xmlns:w16="http://schemas.microsoft.com/office/word/2018/wordml" xmlns:w16du="http://schemas.microsoft.com/office/word/2023/wordml/word16du" xmlns:w16sdtdh="http://schemas.microsoft.com/office/word/2020/wordml/sdtdatahash" xmlns:w16sdtfl="http://schemas.microsoft.com/office/word/2024/wordml/sdtformatlock" xmlns:w16se="http://schemas.microsoft.com/office/word/2015/wordml/symex" xmlns:wpg="http://schemas.microsoft.com/office/word/2010/wordprocessingGroup" xmlns:wpi="http://schemas.microsoft.com/office/word/2010/wordprocessingInk" xmlns:wne="http://schemas.microsoft.com/office/word/2006/wordml" xmlns:wps="http://schemas.microsoft.com/office/word/2010/wordprocessingShape" mc:Ignorable="w14 w15 w16se w16cid w16 w16cex w16sdtdh w16sdtfl w16du wp14">
+  <w15:person w15:author="Sergio Moya Marín">
+    <w15:presenceInfo w15:providerId="Windows Live" w15:userId="572b4a714540edbc"/>
+  </w15:person>
+</w15:people>
+</file>
+
 <file path=word/styles.xml><?xml version="1.0" encoding="utf-8"?>
-<w:styles xmlns:mc="http://schemas.openxmlformats.org/markup-compatibility/2006" xmlns:o="urn:schemas-microsoft-com:office:office" xmlns:r="http://schemas.openxmlformats.org/officeDocument/2006/relationships" xmlns:m="http://schemas.openxmlformats.org/officeDocument/2006/math" xmlns:v="urn:schemas-microsoft-com:vml" xmlns:wp="http://schemas.openxmlformats.org/drawingml/2006/wordprocessingDrawing" xmlns:w10="urn:schemas-microsoft-com:office:word" xmlns:w="http://schemas.openxmlformats.org/wordprocessingml/2006/main" xmlns:wne="http://schemas.microsoft.com/office/word/2006/wordml" xmlns:sl="http://schemas.openxmlformats.org/schemaLibrary/2006/main" xmlns:a="http://schemas.openxmlformats.org/drawingml/2006/main" xmlns:pic="http://schemas.openxmlformats.org/drawingml/2006/picture" xmlns:c="http://schemas.openxmlformats.org/drawingml/2006/chart" xmlns:lc="http://schemas.openxmlformats.org/drawingml/2006/lockedCanvas" xmlns:dgm="http://schemas.openxmlformats.org/drawingml/2006/diagram" xmlns:wps="http://schemas.microsoft.com/office/word/2010/wordprocessingShape" xmlns:wpg="http://schemas.microsoft.com/office/word/2010/wordprocessingGroup" xmlns:w14="http://schemas.microsoft.com/office/word/2010/wordml" xmlns:w15="http://schemas.microsoft.com/office/word/2012/wordml" xmlns:w16="http://schemas.microsoft.com/office/word/2018/wordml" xmlns:w16cex="http://schemas.microsoft.com/office/word/2018/wordml/cex" xmlns:w16cid="http://schemas.microsoft.com/office/word/2016/wordml/cid" xmlns="http://schemas.microsoft.com/office/tasks/2019/documenttasks" xmlns:cr="http://schemas.microsoft.com/office/comments/2020/reactions">
+<w:styles xmlns:mc="http://schemas.openxmlformats.org/markup-compatibility/2006" xmlns:r="http://schemas.openxmlformats.org/officeDocument/2006/relationships" xmlns:w="http://schemas.openxmlformats.org/wordprocessingml/2006/main" xmlns:w14="http://schemas.microsoft.com/office/word/2010/wordml" xmlns:w15="http://schemas.microsoft.com/office/word/2012/wordml" xmlns:w16cex="http://schemas.microsoft.com/office/word/2018/wordml/cex" xmlns:w16cid="http://schemas.microsoft.com/office/word/2016/wordml/cid" xmlns:w16="http://schemas.microsoft.com/office/word/2018/wordml" xmlns:w16du="http://schemas.microsoft.com/office/word/2023/wordml/word16du" xmlns:w16sdtdh="http://schemas.microsoft.com/office/word/2020/wordml/sdtdatahash" xmlns:w16sdtfl="http://schemas.microsoft.com/office/word/2024/wordml/sdtformatlock" xmlns:w16se="http://schemas.microsoft.com/office/word/2015/wordml/symex" mc:Ignorable="w14 w15 w16se w16cid w16 w16cex w16sdtdh w16sdtfl w16du">
   <w:docDefaults>
     <w:rPrDefault>
       <w:rPr>
-        <w:rFonts w:ascii="Arial" w:cs="Arial" w:eastAsia="Arial" w:hAnsi="Arial"/>
+        <w:rFonts w:ascii="Arial" w:eastAsia="Arial" w:hAnsi="Arial" w:cs="Arial"/>
         <w:sz w:val="22"/>
         <w:szCs w:val="22"/>
-        <w:lang w:val="en"/>
+        <w:lang w:val="en" w:eastAsia="es-ES" w:bidi="ar-SA"/>
       </w:rPr>
     </w:rPrDefault>
     <w:pPrDefault>
@@ -1411,79 +2617,457 @@
       </w:pPr>
     </w:pPrDefault>
   </w:docDefaults>
-  <w:style w:type="table" w:styleId="TableNormal" w:default="1">
-    <w:name w:val="TableNormal"/>
-    <w:tblPr>
-      <w:tblCellMar>
-        <w:top w:w="100.0" w:type="dxa"/>
-        <w:left w:w="100.0" w:type="dxa"/>
-        <w:bottom w:w="100.0" w:type="dxa"/>
-        <w:right w:w="100.0" w:type="dxa"/>
-      </w:tblCellMar>
-    </w:tblPr>
+  <w:latentStyles w:defLockedState="0" w:defUIPriority="99" w:defSemiHidden="0" w:defUnhideWhenUsed="0" w:defQFormat="0" w:count="376">
+    <w:lsdException w:name="Normal" w:uiPriority="0" w:qFormat="1"/>
+    <w:lsdException w:name="heading 1" w:uiPriority="9" w:qFormat="1"/>
+    <w:lsdException w:name="heading 2" w:semiHidden="1" w:uiPriority="9" w:unhideWhenUsed="1" w:qFormat="1"/>
+    <w:lsdException w:name="heading 3" w:semiHidden="1" w:uiPriority="9" w:unhideWhenUsed="1" w:qFormat="1"/>
+    <w:lsdException w:name="heading 4" w:semiHidden="1" w:uiPriority="9" w:unhideWhenUsed="1" w:qFormat="1"/>
+    <w:lsdException w:name="heading 5" w:semiHidden="1" w:uiPriority="9" w:unhideWhenUsed="1" w:qFormat="1"/>
+    <w:lsdException w:name="heading 6" w:semiHidden="1" w:uiPriority="9" w:unhideWhenUsed="1" w:qFormat="1"/>
+    <w:lsdException w:name="heading 7" w:semiHidden="1" w:uiPriority="9" w:unhideWhenUsed="1" w:qFormat="1"/>
+    <w:lsdException w:name="heading 8" w:semiHidden="1" w:uiPriority="9" w:unhideWhenUsed="1" w:qFormat="1"/>
+    <w:lsdException w:name="heading 9" w:semiHidden="1" w:uiPriority="9" w:unhideWhenUsed="1" w:qFormat="1"/>
+    <w:lsdException w:name="index 1" w:semiHidden="1" w:unhideWhenUsed="1"/>
+    <w:lsdException w:name="index 2" w:semiHidden="1" w:unhideWhenUsed="1"/>
+    <w:lsdException w:name="index 3" w:semiHidden="1" w:unhideWhenUsed="1"/>
+    <w:lsdException w:name="index 4" w:semiHidden="1" w:unhideWhenUsed="1"/>
+    <w:lsdException w:name="index 5" w:semiHidden="1" w:unhideWhenUsed="1"/>
+    <w:lsdException w:name="index 6" w:semiHidden="1" w:unhideWhenUsed="1"/>
+    <w:lsdException w:name="index 7" w:semiHidden="1" w:unhideWhenUsed="1"/>
+    <w:lsdException w:name="index 8" w:semiHidden="1" w:unhideWhenUsed="1"/>
+    <w:lsdException w:name="index 9" w:semiHidden="1" w:unhideWhenUsed="1"/>
+    <w:lsdException w:name="toc 1" w:semiHidden="1" w:uiPriority="39" w:unhideWhenUsed="1"/>
+    <w:lsdException w:name="toc 2" w:semiHidden="1" w:uiPriority="39" w:unhideWhenUsed="1"/>
+    <w:lsdException w:name="toc 3" w:semiHidden="1" w:uiPriority="39" w:unhideWhenUsed="1"/>
+    <w:lsdException w:name="toc 4" w:semiHidden="1" w:uiPriority="39" w:unhideWhenUsed="1"/>
+    <w:lsdException w:name="toc 5" w:semiHidden="1" w:uiPriority="39" w:unhideWhenUsed="1"/>
+    <w:lsdException w:name="toc 6" w:semiHidden="1" w:uiPriority="39" w:unhideWhenUsed="1"/>
+    <w:lsdException w:name="toc 7" w:semiHidden="1" w:uiPriority="39" w:unhideWhenUsed="1"/>
+    <w:lsdException w:name="toc 8" w:semiHidden="1" w:uiPriority="39" w:unhideWhenUsed="1"/>
+    <w:lsdException w:name="toc 9" w:semiHidden="1" w:uiPriority="39" w:unhideWhenUsed="1"/>
+    <w:lsdException w:name="Normal Indent" w:semiHidden="1" w:unhideWhenUsed="1"/>
+    <w:lsdException w:name="footnote text" w:semiHidden="1" w:unhideWhenUsed="1"/>
+    <w:lsdException w:name="annotation text" w:semiHidden="1" w:unhideWhenUsed="1"/>
+    <w:lsdException w:name="header" w:semiHidden="1" w:unhideWhenUsed="1"/>
+    <w:lsdException w:name="footer" w:semiHidden="1" w:unhideWhenUsed="1"/>
+    <w:lsdException w:name="index heading" w:semiHidden="1" w:unhideWhenUsed="1"/>
+    <w:lsdException w:name="caption" w:semiHidden="1" w:uiPriority="35" w:unhideWhenUsed="1" w:qFormat="1"/>
+    <w:lsdException w:name="table of figures" w:semiHidden="1" w:unhideWhenUsed="1"/>
+    <w:lsdException w:name="envelope address" w:semiHidden="1" w:unhideWhenUsed="1"/>
+    <w:lsdException w:name="envelope return" w:semiHidden="1" w:unhideWhenUsed="1"/>
+    <w:lsdException w:name="footnote reference" w:semiHidden="1" w:unhideWhenUsed="1"/>
+    <w:lsdException w:name="annotation reference" w:semiHidden="1" w:unhideWhenUsed="1"/>
+    <w:lsdException w:name="line number" w:semiHidden="1" w:unhideWhenUsed="1"/>
+    <w:lsdException w:name="page number" w:semiHidden="1" w:unhideWhenUsed="1"/>
+    <w:lsdException w:name="endnote reference" w:semiHidden="1" w:unhideWhenUsed="1"/>
+    <w:lsdException w:name="endnote text" w:semiHidden="1" w:unhideWhenUsed="1"/>
+    <w:lsdException w:name="table of authorities" w:semiHidden="1" w:unhideWhenUsed="1"/>
+    <w:lsdException w:name="macro" w:semiHidden="1" w:unhideWhenUsed="1"/>
+    <w:lsdException w:name="toa heading" w:semiHidden="1" w:unhideWhenUsed="1"/>
+    <w:lsdException w:name="List" w:semiHidden="1" w:unhideWhenUsed="1"/>
+    <w:lsdException w:name="List Bullet" w:semiHidden="1" w:unhideWhenUsed="1"/>
+    <w:lsdException w:name="List Number" w:semiHidden="1" w:unhideWhenUsed="1"/>
+    <w:lsdException w:name="List 2" w:semiHidden="1" w:unhideWhenUsed="1"/>
+    <w:lsdException w:name="List 3" w:semiHidden="1" w:unhideWhenUsed="1"/>
+    <w:lsdException w:name="List 4" w:semiHidden="1" w:unhideWhenUsed="1"/>
+    <w:lsdException w:name="List 5" w:semiHidden="1" w:unhideWhenUsed="1"/>
+    <w:lsdException w:name="List Bullet 2" w:semiHidden="1" w:unhideWhenUsed="1"/>
+    <w:lsdException w:name="List Bullet 3" w:semiHidden="1" w:unhideWhenUsed="1"/>
+    <w:lsdException w:name="List Bullet 4" w:semiHidden="1" w:unhideWhenUsed="1"/>
+    <w:lsdException w:name="List Bullet 5" w:semiHidden="1" w:unhideWhenUsed="1"/>
+    <w:lsdException w:name="List Number 2" w:semiHidden="1" w:unhideWhenUsed="1"/>
+    <w:lsdException w:name="List Number 3" w:semiHidden="1" w:unhideWhenUsed="1"/>
+    <w:lsdException w:name="List Number 4" w:semiHidden="1" w:unhideWhenUsed="1"/>
+    <w:lsdException w:name="List Number 5" w:semiHidden="1" w:unhideWhenUsed="1"/>
+    <w:lsdException w:name="Title" w:uiPriority="10" w:qFormat="1"/>
+    <w:lsdException w:name="Closing" w:semiHidden="1" w:unhideWhenUsed="1"/>
+    <w:lsdException w:name="Signature" w:semiHidden="1" w:unhideWhenUsed="1"/>
+    <w:lsdException w:name="Default Paragraph Font" w:semiHidden="1" w:uiPriority="1" w:unhideWhenUsed="1"/>
+    <w:lsdException w:name="Body Text" w:semiHidden="1" w:unhideWhenUsed="1"/>
+    <w:lsdException w:name="Body Text Indent" w:semiHidden="1" w:unhideWhenUsed="1"/>
+    <w:lsdException w:name="List Continue" w:semiHidden="1" w:unhideWhenUsed="1"/>
+    <w:lsdException w:name="List Continue 2" w:semiHidden="1" w:unhideWhenUsed="1"/>
+    <w:lsdException w:name="List Continue 3" w:semiHidden="1" w:unhideWhenUsed="1"/>
+    <w:lsdException w:name="List Continue 4" w:semiHidden="1" w:unhideWhenUsed="1"/>
+    <w:lsdException w:name="List Continue 5" w:semiHidden="1" w:unhideWhenUsed="1"/>
+    <w:lsdException w:name="Message Header" w:semiHidden="1" w:unhideWhenUsed="1"/>
+    <w:lsdException w:name="Subtitle" w:uiPriority="11" w:qFormat="1"/>
+    <w:lsdException w:name="Salutation" w:semiHidden="1" w:unhideWhenUsed="1"/>
+    <w:lsdException w:name="Date" w:semiHidden="1" w:unhideWhenUsed="1"/>
+    <w:lsdException w:name="Body Text First Indent" w:semiHidden="1" w:unhideWhenUsed="1"/>
+    <w:lsdException w:name="Body Text First Indent 2" w:semiHidden="1" w:unhideWhenUsed="1"/>
+    <w:lsdException w:name="Note Heading" w:semiHidden="1" w:unhideWhenUsed="1"/>
+    <w:lsdException w:name="Body Text 2" w:semiHidden="1" w:unhideWhenUsed="1"/>
+    <w:lsdException w:name="Body Text 3" w:semiHidden="1" w:unhideWhenUsed="1"/>
+    <w:lsdException w:name="Body Text Indent 2" w:semiHidden="1" w:unhideWhenUsed="1"/>
+    <w:lsdException w:name="Body Text Indent 3" w:semiHidden="1" w:unhideWhenUsed="1"/>
+    <w:lsdException w:name="Block Text" w:semiHidden="1" w:unhideWhenUsed="1"/>
+    <w:lsdException w:name="Hyperlink" w:semiHidden="1" w:unhideWhenUsed="1"/>
+    <w:lsdException w:name="FollowedHyperlink" w:semiHidden="1" w:unhideWhenUsed="1"/>
+    <w:lsdException w:name="Strong" w:uiPriority="22" w:qFormat="1"/>
+    <w:lsdException w:name="Emphasis" w:uiPriority="20" w:qFormat="1"/>
+    <w:lsdException w:name="Document Map" w:semiHidden="1" w:unhideWhenUsed="1"/>
+    <w:lsdException w:name="Plain Text" w:semiHidden="1" w:unhideWhenUsed="1"/>
+    <w:lsdException w:name="E-mail Signature" w:semiHidden="1" w:unhideWhenUsed="1"/>
+    <w:lsdException w:name="HTML Top of Form" w:semiHidden="1" w:unhideWhenUsed="1"/>
+    <w:lsdException w:name="HTML Bottom of Form" w:semiHidden="1" w:unhideWhenUsed="1"/>
+    <w:lsdException w:name="Normal (Web)" w:semiHidden="1" w:unhideWhenUsed="1"/>
+    <w:lsdException w:name="HTML Acronym" w:semiHidden="1" w:unhideWhenUsed="1"/>
+    <w:lsdException w:name="HTML Address" w:semiHidden="1" w:unhideWhenUsed="1"/>
+    <w:lsdException w:name="HTML Cite" w:semiHidden="1" w:unhideWhenUsed="1"/>
+    <w:lsdException w:name="HTML Code" w:semiHidden="1" w:unhideWhenUsed="1"/>
+    <w:lsdException w:name="HTML Definition" w:semiHidden="1" w:unhideWhenUsed="1"/>
+    <w:lsdException w:name="HTML Keyboard" w:semiHidden="1" w:unhideWhenUsed="1"/>
+    <w:lsdException w:name="HTML Preformatted" w:semiHidden="1" w:unhideWhenUsed="1"/>
+    <w:lsdException w:name="HTML Sample" w:semiHidden="1" w:unhideWhenUsed="1"/>
+    <w:lsdException w:name="HTML Typewriter" w:semiHidden="1" w:unhideWhenUsed="1"/>
+    <w:lsdException w:name="HTML Variable" w:semiHidden="1" w:unhideWhenUsed="1"/>
+    <w:lsdException w:name="Normal Table" w:semiHidden="1" w:unhideWhenUsed="1"/>
+    <w:lsdException w:name="annotation subject" w:semiHidden="1" w:unhideWhenUsed="1"/>
+    <w:lsdException w:name="No List" w:semiHidden="1" w:unhideWhenUsed="1"/>
+    <w:lsdException w:name="Outline List 1" w:semiHidden="1" w:unhideWhenUsed="1"/>
+    <w:lsdException w:name="Outline List 2" w:semiHidden="1" w:unhideWhenUsed="1"/>
+    <w:lsdException w:name="Outline List 3" w:semiHidden="1" w:unhideWhenUsed="1"/>
+    <w:lsdException w:name="Table Simple 1" w:semiHidden="1" w:unhideWhenUsed="1"/>
+    <w:lsdException w:name="Table Simple 2" w:semiHidden="1" w:unhideWhenUsed="1"/>
+    <w:lsdException w:name="Table Simple 3" w:semiHidden="1" w:unhideWhenUsed="1"/>
+    <w:lsdException w:name="Table Classic 1" w:semiHidden="1" w:unhideWhenUsed="1"/>
+    <w:lsdException w:name="Table Classic 2" w:semiHidden="1" w:unhideWhenUsed="1"/>
+    <w:lsdException w:name="Table Classic 3" w:semiHidden="1" w:unhideWhenUsed="1"/>
+    <w:lsdException w:name="Table Classic 4" w:semiHidden="1" w:unhideWhenUsed="1"/>
+    <w:lsdException w:name="Table Colorful 1" w:semiHidden="1" w:unhideWhenUsed="1"/>
+    <w:lsdException w:name="Table Colorful 2" w:semiHidden="1" w:unhideWhenUsed="1"/>
+    <w:lsdException w:name="Table Colorful 3" w:semiHidden="1" w:unhideWhenUsed="1"/>
+    <w:lsdException w:name="Table Columns 1" w:semiHidden="1" w:unhideWhenUsed="1"/>
+    <w:lsdException w:name="Table Columns 2" w:semiHidden="1" w:unhideWhenUsed="1"/>
+    <w:lsdException w:name="Table Columns 3" w:semiHidden="1" w:unhideWhenUsed="1"/>
+    <w:lsdException w:name="Table Columns 4" w:semiHidden="1" w:unhideWhenUsed="1"/>
+    <w:lsdException w:name="Table Columns 5" w:semiHidden="1" w:unhideWhenUsed="1"/>
+    <w:lsdException w:name="Table Grid 1" w:semiHidden="1" w:unhideWhenUsed="1"/>
+    <w:lsdException w:name="Table Grid 2" w:semiHidden="1" w:unhideWhenUsed="1"/>
+    <w:lsdException w:name="Table Grid 3" w:semiHidden="1" w:unhideWhenUsed="1"/>
+    <w:lsdException w:name="Table Grid 4" w:semiHidden="1" w:unhideWhenUsed="1"/>
+    <w:lsdException w:name="Table Grid 5" w:semiHidden="1" w:unhideWhenUsed="1"/>
+    <w:lsdException w:name="Table Grid 6" w:semiHidden="1" w:unhideWhenUsed="1"/>
+    <w:lsdException w:name="Table Grid 7" w:semiHidden="1" w:unhideWhenUsed="1"/>
+    <w:lsdException w:name="Table Grid 8" w:semiHidden="1" w:unhideWhenUsed="1"/>
+    <w:lsdException w:name="Table List 1" w:semiHidden="1" w:unhideWhenUsed="1"/>
+    <w:lsdException w:name="Table List 2" w:semiHidden="1" w:unhideWhenUsed="1"/>
+    <w:lsdException w:name="Table List 3" w:semiHidden="1" w:unhideWhenUsed="1"/>
+    <w:lsdException w:name="Table List 4" w:semiHidden="1" w:unhideWhenUsed="1"/>
+    <w:lsdException w:name="Table List 5" w:semiHidden="1" w:unhideWhenUsed="1"/>
+    <w:lsdException w:name="Table List 6" w:semiHidden="1" w:unhideWhenUsed="1"/>
+    <w:lsdException w:name="Table List 7" w:semiHidden="1" w:unhideWhenUsed="1"/>
+    <w:lsdException w:name="Table List 8" w:semiHidden="1" w:unhideWhenUsed="1"/>
+    <w:lsdException w:name="Table 3D effects 1" w:semiHidden="1" w:unhideWhenUsed="1"/>
+    <w:lsdException w:name="Table 3D effects 2" w:semiHidden="1" w:unhideWhenUsed="1"/>
+    <w:lsdException w:name="Table 3D effects 3" w:semiHidden="1" w:unhideWhenUsed="1"/>
+    <w:lsdException w:name="Table Contemporary" w:semiHidden="1" w:unhideWhenUsed="1"/>
+    <w:lsdException w:name="Table Elegant" w:semiHidden="1" w:unhideWhenUsed="1"/>
+    <w:lsdException w:name="Table Professional" w:semiHidden="1" w:unhideWhenUsed="1"/>
+    <w:lsdException w:name="Table Subtle 1" w:semiHidden="1" w:unhideWhenUsed="1"/>
+    <w:lsdException w:name="Table Subtle 2" w:semiHidden="1" w:unhideWhenUsed="1"/>
+    <w:lsdException w:name="Table Web 1" w:semiHidden="1" w:unhideWhenUsed="1"/>
+    <w:lsdException w:name="Table Web 2" w:semiHidden="1" w:unhideWhenUsed="1"/>
+    <w:lsdException w:name="Table Web 3" w:semiHidden="1" w:unhideWhenUsed="1"/>
+    <w:lsdException w:name="Balloon Text" w:semiHidden="1" w:unhideWhenUsed="1"/>
+    <w:lsdException w:name="Table Grid" w:uiPriority="39"/>
+    <w:lsdException w:name="Table Theme" w:semiHidden="1" w:unhideWhenUsed="1"/>
+    <w:lsdException w:name="Placeholder Text" w:semiHidden="1"/>
+    <w:lsdException w:name="No Spacing" w:uiPriority="1" w:qFormat="1"/>
+    <w:lsdException w:name="Light Shading" w:uiPriority="60"/>
+    <w:lsdException w:name="Light List" w:uiPriority="61"/>
+    <w:lsdException w:name="Light Grid" w:uiPriority="62"/>
+    <w:lsdException w:name="Medium Shading 1" w:uiPriority="63"/>
+    <w:lsdException w:name="Medium Shading 2" w:uiPriority="64"/>
+    <w:lsdException w:name="Medium List 1" w:uiPriority="65"/>
+    <w:lsdException w:name="Medium List 2" w:uiPriority="66"/>
+    <w:lsdException w:name="Medium Grid 1" w:uiPriority="67"/>
+    <w:lsdException w:name="Medium Grid 2" w:uiPriority="68"/>
+    <w:lsdException w:name="Medium Grid 3" w:uiPriority="69"/>
+    <w:lsdException w:name="Dark List" w:uiPriority="70"/>
+    <w:lsdException w:name="Colorful Shading" w:uiPriority="71"/>
+    <w:lsdException w:name="Colorful List" w:uiPriority="72"/>
+    <w:lsdException w:name="Colorful Grid" w:uiPriority="73"/>
+    <w:lsdException w:name="Light Shading Accent 1" w:uiPriority="60"/>
+    <w:lsdException w:name="Light List Accent 1" w:uiPriority="61"/>
+    <w:lsdException w:name="Light Grid Accent 1" w:uiPriority="62"/>
+    <w:lsdException w:name="Medium Shading 1 Accent 1" w:uiPriority="63"/>
+    <w:lsdException w:name="Medium Shading 2 Accent 1" w:uiPriority="64"/>
+    <w:lsdException w:name="Medium List 1 Accent 1" w:uiPriority="65"/>
+    <w:lsdException w:name="Revision" w:semiHidden="1"/>
+    <w:lsdException w:name="List Paragraph" w:uiPriority="34" w:qFormat="1"/>
+    <w:lsdException w:name="Quote" w:uiPriority="29" w:qFormat="1"/>
+    <w:lsdException w:name="Intense Quote" w:uiPriority="30" w:qFormat="1"/>
+    <w:lsdException w:name="Medium List 2 Accent 1" w:uiPriority="66"/>
+    <w:lsdException w:name="Medium Grid 1 Accent 1" w:uiPriority="67"/>
+    <w:lsdException w:name="Medium Grid 2 Accent 1" w:uiPriority="68"/>
+    <w:lsdException w:name="Medium Grid 3 Accent 1" w:uiPriority="69"/>
+    <w:lsdException w:name="Dark List Accent 1" w:uiPriority="70"/>
+    <w:lsdException w:name="Colorful Shading Accent 1" w:uiPriority="71"/>
+    <w:lsdException w:name="Colorful List Accent 1" w:uiPriority="72"/>
+    <w:lsdException w:name="Colorful Grid Accent 1" w:uiPriority="73"/>
+    <w:lsdException w:name="Light Shading Accent 2" w:uiPriority="60"/>
+    <w:lsdException w:name="Light List Accent 2" w:uiPriority="61"/>
+    <w:lsdException w:name="Light Grid Accent 2" w:uiPriority="62"/>
+    <w:lsdException w:name="Medium Shading 1 Accent 2" w:uiPriority="63"/>
+    <w:lsdException w:name="Medium Shading 2 Accent 2" w:uiPriority="64"/>
+    <w:lsdException w:name="Medium List 1 Accent 2" w:uiPriority="65"/>
+    <w:lsdException w:name="Medium List 2 Accent 2" w:uiPriority="66"/>
+    <w:lsdException w:name="Medium Grid 1 Accent 2" w:uiPriority="67"/>
+    <w:lsdException w:name="Medium Grid 2 Accent 2" w:uiPriority="68"/>
+    <w:lsdException w:name="Medium Grid 3 Accent 2" w:uiPriority="69"/>
+    <w:lsdException w:name="Dark List Accent 2" w:uiPriority="70"/>
+    <w:lsdException w:name="Colorful Shading Accent 2" w:uiPriority="71"/>
+    <w:lsdException w:name="Colorful List Accent 2" w:uiPriority="72"/>
+    <w:lsdException w:name="Colorful Grid Accent 2" w:uiPriority="73"/>
+    <w:lsdException w:name="Light Shading Accent 3" w:uiPriority="60"/>
+    <w:lsdException w:name="Light List Accent 3" w:uiPriority="61"/>
+    <w:lsdException w:name="Light Grid Accent 3" w:uiPriority="62"/>
+    <w:lsdException w:name="Medium Shading 1 Accent 3" w:uiPriority="63"/>
+    <w:lsdException w:name="Medium Shading 2 Accent 3" w:uiPriority="64"/>
+    <w:lsdException w:name="Medium List 1 Accent 3" w:uiPriority="65"/>
+    <w:lsdException w:name="Medium List 2 Accent 3" w:uiPriority="66"/>
+    <w:lsdException w:name="Medium Grid 1 Accent 3" w:uiPriority="67"/>
+    <w:lsdException w:name="Medium Grid 2 Accent 3" w:uiPriority="68"/>
+    <w:lsdException w:name="Medium Grid 3 Accent 3" w:uiPriority="69"/>
+    <w:lsdException w:name="Dark List Accent 3" w:uiPriority="70"/>
+    <w:lsdException w:name="Colorful Shading Accent 3" w:uiPriority="71"/>
+    <w:lsdException w:name="Colorful List Accent 3" w:uiPriority="72"/>
+    <w:lsdException w:name="Colorful Grid Accent 3" w:uiPriority="73"/>
+    <w:lsdException w:name="Light Shading Accent 4" w:uiPriority="60"/>
+    <w:lsdException w:name="Light List Accent 4" w:uiPriority="61"/>
+    <w:lsdException w:name="Light Grid Accent 4" w:uiPriority="62"/>
+    <w:lsdException w:name="Medium Shading 1 Accent 4" w:uiPriority="63"/>
+    <w:lsdException w:name="Medium Shading 2 Accent 4" w:uiPriority="64"/>
+    <w:lsdException w:name="Medium List 1 Accent 4" w:uiPriority="65"/>
+    <w:lsdException w:name="Medium List 2 Accent 4" w:uiPriority="66"/>
+    <w:lsdException w:name="Medium Grid 1 Accent 4" w:uiPriority="67"/>
+    <w:lsdException w:name="Medium Grid 2 Accent 4" w:uiPriority="68"/>
+    <w:lsdException w:name="Medium Grid 3 Accent 4" w:uiPriority="69"/>
+    <w:lsdException w:name="Dark List Accent 4" w:uiPriority="70"/>
+    <w:lsdException w:name="Colorful Shading Accent 4" w:uiPriority="71"/>
+    <w:lsdException w:name="Colorful List Accent 4" w:uiPriority="72"/>
+    <w:lsdException w:name="Colorful Grid Accent 4" w:uiPriority="73"/>
+    <w:lsdException w:name="Light Shading Accent 5" w:uiPriority="60"/>
+    <w:lsdException w:name="Light List Accent 5" w:uiPriority="61"/>
+    <w:lsdException w:name="Light Grid Accent 5" w:uiPriority="62"/>
+    <w:lsdException w:name="Medium Shading 1 Accent 5" w:uiPriority="63"/>
+    <w:lsdException w:name="Medium Shading 2 Accent 5" w:uiPriority="64"/>
+    <w:lsdException w:name="Medium List 1 Accent 5" w:uiPriority="65"/>
+    <w:lsdException w:name="Medium List 2 Accent 5" w:uiPriority="66"/>
+    <w:lsdException w:name="Medium Grid 1 Accent 5" w:uiPriority="67"/>
+    <w:lsdException w:name="Medium Grid 2 Accent 5" w:uiPriority="68"/>
+    <w:lsdException w:name="Medium Grid 3 Accent 5" w:uiPriority="69"/>
+    <w:lsdException w:name="Dark List Accent 5" w:uiPriority="70"/>
+    <w:lsdException w:name="Colorful Shading Accent 5" w:uiPriority="71"/>
+    <w:lsdException w:name="Colorful List Accent 5" w:uiPriority="72"/>
+    <w:lsdException w:name="Colorful Grid Accent 5" w:uiPriority="73"/>
+    <w:lsdException w:name="Light Shading Accent 6" w:uiPriority="60"/>
+    <w:lsdException w:name="Light List Accent 6" w:uiPriority="61"/>
+    <w:lsdException w:name="Light Grid Accent 6" w:uiPriority="62"/>
+    <w:lsdException w:name="Medium Shading 1 Accent 6" w:uiPriority="63"/>
+    <w:lsdException w:name="Medium Shading 2 Accent 6" w:uiPriority="64"/>
+    <w:lsdException w:name="Medium List 1 Accent 6" w:uiPriority="65"/>
+    <w:lsdException w:name="Medium List 2 Accent 6" w:uiPriority="66"/>
+    <w:lsdException w:name="Medium Grid 1 Accent 6" w:uiPriority="67"/>
+    <w:lsdException w:name="Medium Grid 2 Accent 6" w:uiPriority="68"/>
+    <w:lsdException w:name="Medium Grid 3 Accent 6" w:uiPriority="69"/>
+    <w:lsdException w:name="Dark List Accent 6" w:uiPriority="70"/>
+    <w:lsdException w:name="Colorful Shading Accent 6" w:uiPriority="71"/>
+    <w:lsdException w:name="Colorful List Accent 6" w:uiPriority="72"/>
+    <w:lsdException w:name="Colorful Grid Accent 6" w:uiPriority="73"/>
+    <w:lsdException w:name="Subtle Emphasis" w:uiPriority="19" w:qFormat="1"/>
+    <w:lsdException w:name="Intense Emphasis" w:uiPriority="21" w:qFormat="1"/>
+    <w:lsdException w:name="Subtle Reference" w:uiPriority="31" w:qFormat="1"/>
+    <w:lsdException w:name="Intense Reference" w:uiPriority="32" w:qFormat="1"/>
+    <w:lsdException w:name="Book Title" w:uiPriority="33" w:qFormat="1"/>
+    <w:lsdException w:name="Bibliography" w:semiHidden="1" w:uiPriority="37" w:unhideWhenUsed="1"/>
+    <w:lsdException w:name="TOC Heading" w:semiHidden="1" w:uiPriority="39" w:unhideWhenUsed="1" w:qFormat="1"/>
+    <w:lsdException w:name="Plain Table 1" w:uiPriority="41"/>
+    <w:lsdException w:name="Plain Table 2" w:uiPriority="42"/>
+    <w:lsdException w:name="Plain Table 3" w:uiPriority="43"/>
+    <w:lsdException w:name="Plain Table 4" w:uiPriority="44"/>
+    <w:lsdException w:name="Plain Table 5" w:uiPriority="45"/>
+    <w:lsdException w:name="Grid Table Light" w:uiPriority="40"/>
+    <w:lsdException w:name="Grid Table 1 Light" w:uiPriority="46"/>
+    <w:lsdException w:name="Grid Table 2" w:uiPriority="47"/>
+    <w:lsdException w:name="Grid Table 3" w:uiPriority="48"/>
+    <w:lsdException w:name="Grid Table 4" w:uiPriority="49"/>
+    <w:lsdException w:name="Grid Table 5 Dark" w:uiPriority="50"/>
+    <w:lsdException w:name="Grid Table 6 Colorful" w:uiPriority="51"/>
+    <w:lsdException w:name="Grid Table 7 Colorful" w:uiPriority="52"/>
+    <w:lsdException w:name="Grid Table 1 Light Accent 1" w:uiPriority="46"/>
+    <w:lsdException w:name="Grid Table 2 Accent 1" w:uiPriority="47"/>
+    <w:lsdException w:name="Grid Table 3 Accent 1" w:uiPriority="48"/>
+    <w:lsdException w:name="Grid Table 4 Accent 1" w:uiPriority="49"/>
+    <w:lsdException w:name="Grid Table 5 Dark Accent 1" w:uiPriority="50"/>
+    <w:lsdException w:name="Grid Table 6 Colorful Accent 1" w:uiPriority="51"/>
+    <w:lsdException w:name="Grid Table 7 Colorful Accent 1" w:uiPriority="52"/>
+    <w:lsdException w:name="Grid Table 1 Light Accent 2" w:uiPriority="46"/>
+    <w:lsdException w:name="Grid Table 2 Accent 2" w:uiPriority="47"/>
+    <w:lsdException w:name="Grid Table 3 Accent 2" w:uiPriority="48"/>
+    <w:lsdException w:name="Grid Table 4 Accent 2" w:uiPriority="49"/>
+    <w:lsdException w:name="Grid Table 5 Dark Accent 2" w:uiPriority="50"/>
+    <w:lsdException w:name="Grid Table 6 Colorful Accent 2" w:uiPriority="51"/>
+    <w:lsdException w:name="Grid Table 7 Colorful Accent 2" w:uiPriority="52"/>
+    <w:lsdException w:name="Grid Table 1 Light Accent 3" w:uiPriority="46"/>
+    <w:lsdException w:name="Grid Table 2 Accent 3" w:uiPriority="47"/>
+    <w:lsdException w:name="Grid Table 3 Accent 3" w:uiPriority="48"/>
+    <w:lsdException w:name="Grid Table 4 Accent 3" w:uiPriority="49"/>
+    <w:lsdException w:name="Grid Table 5 Dark Accent 3" w:uiPriority="50"/>
+    <w:lsdException w:name="Grid Table 6 Colorful Accent 3" w:uiPriority="51"/>
+    <w:lsdException w:name="Grid Table 7 Colorful Accent 3" w:uiPriority="52"/>
+    <w:lsdException w:name="Grid Table 1 Light Accent 4" w:uiPriority="46"/>
+    <w:lsdException w:name="Grid Table 2 Accent 4" w:uiPriority="47"/>
+    <w:lsdException w:name="Grid Table 3 Accent 4" w:uiPriority="48"/>
+    <w:lsdException w:name="Grid Table 4 Accent 4" w:uiPriority="49"/>
+    <w:lsdException w:name="Grid Table 5 Dark Accent 4" w:uiPriority="50"/>
+    <w:lsdException w:name="Grid Table 6 Colorful Accent 4" w:uiPriority="51"/>
+    <w:lsdException w:name="Grid Table 7 Colorful Accent 4" w:uiPriority="52"/>
+    <w:lsdException w:name="Grid Table 1 Light Accent 5" w:uiPriority="46"/>
+    <w:lsdException w:name="Grid Table 2 Accent 5" w:uiPriority="47"/>
+    <w:lsdException w:name="Grid Table 3 Accent 5" w:uiPriority="48"/>
+    <w:lsdException w:name="Grid Table 4 Accent 5" w:uiPriority="49"/>
+    <w:lsdException w:name="Grid Table 5 Dark Accent 5" w:uiPriority="50"/>
+    <w:lsdException w:name="Grid Table 6 Colorful Accent 5" w:uiPriority="51"/>
+    <w:lsdException w:name="Grid Table 7 Colorful Accent 5" w:uiPriority="52"/>
+    <w:lsdException w:name="Grid Table 1 Light Accent 6" w:uiPriority="46"/>
+    <w:lsdException w:name="Grid Table 2 Accent 6" w:uiPriority="47"/>
+    <w:lsdException w:name="Grid Table 3 Accent 6" w:uiPriority="48"/>
+    <w:lsdException w:name="Grid Table 4 Accent 6" w:uiPriority="49"/>
+    <w:lsdException w:name="Grid Table 5 Dark Accent 6" w:uiPriority="50"/>
+    <w:lsdException w:name="Grid Table 6 Colorful Accent 6" w:uiPriority="51"/>
+    <w:lsdException w:name="Grid Table 7 Colorful Accent 6" w:uiPriority="52"/>
+    <w:lsdException w:name="List Table 1 Light" w:uiPriority="46"/>
+    <w:lsdException w:name="List Table 2" w:uiPriority="47"/>
+    <w:lsdException w:name="List Table 3" w:uiPriority="48"/>
+    <w:lsdException w:name="List Table 4" w:uiPriority="49"/>
+    <w:lsdException w:name="List Table 5 Dark" w:uiPriority="50"/>
+    <w:lsdException w:name="List Table 6 Colorful" w:uiPriority="51"/>
+    <w:lsdException w:name="List Table 7 Colorful" w:uiPriority="52"/>
+    <w:lsdException w:name="List Table 1 Light Accent 1" w:uiPriority="46"/>
+    <w:lsdException w:name="List Table 2 Accent 1" w:uiPriority="47"/>
+    <w:lsdException w:name="List Table 3 Accent 1" w:uiPriority="48"/>
+    <w:lsdException w:name="List Table 4 Accent 1" w:uiPriority="49"/>
+    <w:lsdException w:name="List Table 5 Dark Accent 1" w:uiPriority="50"/>
+    <w:lsdException w:name="List Table 6 Colorful Accent 1" w:uiPriority="51"/>
+    <w:lsdException w:name="List Table 7 Colorful Accent 1" w:uiPriority="52"/>
+    <w:lsdException w:name="List Table 1 Light Accent 2" w:uiPriority="46"/>
+    <w:lsdException w:name="List Table 2 Accent 2" w:uiPriority="47"/>
+    <w:lsdException w:name="List Table 3 Accent 2" w:uiPriority="48"/>
+    <w:lsdException w:name="List Table 4 Accent 2" w:uiPriority="49"/>
+    <w:lsdException w:name="List Table 5 Dark Accent 2" w:uiPriority="50"/>
+    <w:lsdException w:name="List Table 6 Colorful Accent 2" w:uiPriority="51"/>
+    <w:lsdException w:name="List Table 7 Colorful Accent 2" w:uiPriority="52"/>
+    <w:lsdException w:name="List Table 1 Light Accent 3" w:uiPriority="46"/>
+    <w:lsdException w:name="List Table 2 Accent 3" w:uiPriority="47"/>
+    <w:lsdException w:name="List Table 3 Accent 3" w:uiPriority="48"/>
+    <w:lsdException w:name="List Table 4 Accent 3" w:uiPriority="49"/>
+    <w:lsdException w:name="List Table 5 Dark Accent 3" w:uiPriority="50"/>
+    <w:lsdException w:name="List Table 6 Colorful Accent 3" w:uiPriority="51"/>
+    <w:lsdException w:name="List Table 7 Colorful Accent 3" w:uiPriority="52"/>
+    <w:lsdException w:name="List Table 1 Light Accent 4" w:uiPriority="46"/>
+    <w:lsdException w:name="List Table 2 Accent 4" w:uiPriority="47"/>
+    <w:lsdException w:name="List Table 3 Accent 4" w:uiPriority="48"/>
+    <w:lsdException w:name="List Table 4 Accent 4" w:uiPriority="49"/>
+    <w:lsdException w:name="List Table 5 Dark Accent 4" w:uiPriority="50"/>
+    <w:lsdException w:name="List Table 6 Colorful Accent 4" w:uiPriority="51"/>
+    <w:lsdException w:name="List Table 7 Colorful Accent 4" w:uiPriority="52"/>
+    <w:lsdException w:name="List Table 1 Light Accent 5" w:uiPriority="46"/>
+    <w:lsdException w:name="List Table 2 Accent 5" w:uiPriority="47"/>
+    <w:lsdException w:name="List Table 3 Accent 5" w:uiPriority="48"/>
+    <w:lsdException w:name="List Table 4 Accent 5" w:uiPriority="49"/>
+    <w:lsdException w:name="List Table 5 Dark Accent 5" w:uiPriority="50"/>
+    <w:lsdException w:name="List Table 6 Colorful Accent 5" w:uiPriority="51"/>
+    <w:lsdException w:name="List Table 7 Colorful Accent 5" w:uiPriority="52"/>
+    <w:lsdException w:name="List Table 1 Light Accent 6" w:uiPriority="46"/>
+    <w:lsdException w:name="List Table 2 Accent 6" w:uiPriority="47"/>
+    <w:lsdException w:name="List Table 3 Accent 6" w:uiPriority="48"/>
+    <w:lsdException w:name="List Table 4 Accent 6" w:uiPriority="49"/>
+    <w:lsdException w:name="List Table 5 Dark Accent 6" w:uiPriority="50"/>
+    <w:lsdException w:name="List Table 6 Colorful Accent 6" w:uiPriority="51"/>
+    <w:lsdException w:name="List Table 7 Colorful Accent 6" w:uiPriority="52"/>
+    <w:lsdException w:name="Mention" w:semiHidden="1" w:unhideWhenUsed="1"/>
+    <w:lsdException w:name="Smart Hyperlink" w:semiHidden="1" w:unhideWhenUsed="1"/>
+    <w:lsdException w:name="Hashtag" w:semiHidden="1" w:unhideWhenUsed="1"/>
+    <w:lsdException w:name="Unresolved Mention" w:semiHidden="1" w:unhideWhenUsed="1"/>
+    <w:lsdException w:name="Smart Link" w:semiHidden="1" w:unhideWhenUsed="1"/>
+  </w:latentStyles>
+  <w:style w:type="paragraph" w:default="1" w:styleId="Normal">
+    <w:name w:val="Normal"/>
+    <w:qFormat/>
   </w:style>
-  <w:style w:type="paragraph" w:styleId="Normal" w:default="1">
-    <w:name w:val="normal"/>
-  </w:style>
-  <w:style w:type="paragraph" w:styleId="Heading1">
+  <w:style w:type="paragraph" w:styleId="Ttulo1">
     <w:name w:val="heading 1"/>
     <w:basedOn w:val="Normal"/>
     <w:next w:val="Normal"/>
+    <w:uiPriority w:val="9"/>
+    <w:qFormat/>
     <w:pPr>
-      <w:keepNext w:val="1"/>
-      <w:keepLines w:val="1"/>
-      <w:pageBreakBefore w:val="0"/>
-      <w:spacing w:after="120" w:before="400" w:lineRule="auto"/>
+      <w:keepNext/>
+      <w:keepLines/>
+      <w:spacing w:before="400" w:after="120"/>
+      <w:outlineLvl w:val="0"/>
     </w:pPr>
     <w:rPr>
       <w:sz w:val="40"/>
       <w:szCs w:val="40"/>
     </w:rPr>
   </w:style>
-  <w:style w:type="paragraph" w:styleId="Heading2">
+  <w:style w:type="paragraph" w:styleId="Ttulo2">
     <w:name w:val="heading 2"/>
     <w:basedOn w:val="Normal"/>
     <w:next w:val="Normal"/>
+    <w:uiPriority w:val="9"/>
+    <w:semiHidden/>
+    <w:unhideWhenUsed/>
+    <w:qFormat/>
     <w:pPr>
-      <w:keepNext w:val="1"/>
-      <w:keepLines w:val="1"/>
-      <w:pageBreakBefore w:val="0"/>
-      <w:spacing w:after="120" w:before="360" w:lineRule="auto"/>
+      <w:keepNext/>
+      <w:keepLines/>
+      <w:spacing w:before="360" w:after="120"/>
+      <w:outlineLvl w:val="1"/>
     </w:pPr>
     <w:rPr>
-      <w:b w:val="0"/>
-      <w:bCs w:val="0"/>
       <w:sz w:val="32"/>
       <w:szCs w:val="32"/>
     </w:rPr>
   </w:style>
-  <w:style w:type="paragraph" w:styleId="Heading3">
+  <w:style w:type="paragraph" w:styleId="Ttulo3">
     <w:name w:val="heading 3"/>
     <w:basedOn w:val="Normal"/>
     <w:next w:val="Normal"/>
+    <w:uiPriority w:val="9"/>
+    <w:semiHidden/>
+    <w:unhideWhenUsed/>
+    <w:qFormat/>
     <w:pPr>
-      <w:keepNext w:val="1"/>
-      <w:keepLines w:val="1"/>
-      <w:pageBreakBefore w:val="0"/>
-      <w:spacing w:after="80" w:before="320" w:lineRule="auto"/>
+      <w:keepNext/>
+      <w:keepLines/>
+      <w:spacing w:before="320" w:after="80"/>
+      <w:outlineLvl w:val="2"/>
     </w:pPr>
     <w:rPr>
-      <w:b w:val="0"/>
-      <w:bCs w:val="0"/>
       <w:color w:val="434343"/>
       <w:sz w:val="28"/>
       <w:szCs w:val="28"/>
     </w:rPr>
   </w:style>
-  <w:style w:type="paragraph" w:styleId="Heading4">
+  <w:style w:type="paragraph" w:styleId="Ttulo4">
     <w:name w:val="heading 4"/>
     <w:basedOn w:val="Normal"/>
     <w:next w:val="Normal"/>
+    <w:uiPriority w:val="9"/>
+    <w:semiHidden/>
+    <w:unhideWhenUsed/>
+    <w:qFormat/>
     <w:pPr>
-      <w:keepNext w:val="1"/>
-      <w:keepLines w:val="1"/>
-      <w:pageBreakBefore w:val="0"/>
-      <w:spacing w:after="80" w:before="280" w:lineRule="auto"/>
+      <w:keepNext/>
+      <w:keepLines/>
+      <w:spacing w:before="280" w:after="80"/>
+      <w:outlineLvl w:val="3"/>
     </w:pPr>
     <w:rPr>
       <w:color w:val="666666"/>
@@ -1491,72 +3075,176 @@
       <w:szCs w:val="24"/>
     </w:rPr>
   </w:style>
-  <w:style w:type="paragraph" w:styleId="Heading5">
+  <w:style w:type="paragraph" w:styleId="Ttulo5">
     <w:name w:val="heading 5"/>
     <w:basedOn w:val="Normal"/>
     <w:next w:val="Normal"/>
+    <w:uiPriority w:val="9"/>
+    <w:semiHidden/>
+    <w:unhideWhenUsed/>
+    <w:qFormat/>
     <w:pPr>
-      <w:keepNext w:val="1"/>
-      <w:keepLines w:val="1"/>
-      <w:pageBreakBefore w:val="0"/>
-      <w:spacing w:after="80" w:before="240" w:lineRule="auto"/>
+      <w:keepNext/>
+      <w:keepLines/>
+      <w:spacing w:before="240" w:after="80"/>
+      <w:outlineLvl w:val="4"/>
     </w:pPr>
     <w:rPr>
       <w:color w:val="666666"/>
-      <w:sz w:val="22"/>
-      <w:szCs w:val="22"/>
     </w:rPr>
   </w:style>
-  <w:style w:type="paragraph" w:styleId="Heading6">
+  <w:style w:type="paragraph" w:styleId="Ttulo6">
     <w:name w:val="heading 6"/>
     <w:basedOn w:val="Normal"/>
     <w:next w:val="Normal"/>
+    <w:uiPriority w:val="9"/>
+    <w:semiHidden/>
+    <w:unhideWhenUsed/>
+    <w:qFormat/>
     <w:pPr>
-      <w:keepNext w:val="1"/>
-      <w:keepLines w:val="1"/>
-      <w:pageBreakBefore w:val="0"/>
-      <w:spacing w:after="80" w:before="240" w:lineRule="auto"/>
+      <w:keepNext/>
+      <w:keepLines/>
+      <w:spacing w:before="240" w:after="80"/>
+      <w:outlineLvl w:val="5"/>
     </w:pPr>
     <w:rPr>
-      <w:i w:val="1"/>
-      <w:iCs w:val="1"/>
+      <w:i/>
+      <w:iCs/>
       <w:color w:val="666666"/>
-      <w:sz w:val="22"/>
-      <w:szCs w:val="22"/>
     </w:rPr>
   </w:style>
-  <w:style w:type="paragraph" w:styleId="Title">
+  <w:style w:type="character" w:default="1" w:styleId="Fuentedeprrafopredeter">
+    <w:name w:val="Default Paragraph Font"/>
+    <w:uiPriority w:val="1"/>
+    <w:semiHidden/>
+    <w:unhideWhenUsed/>
+  </w:style>
+  <w:style w:type="table" w:default="1" w:styleId="Tablanormal">
+    <w:name w:val="Normal Table"/>
+    <w:uiPriority w:val="99"/>
+    <w:semiHidden/>
+    <w:unhideWhenUsed/>
+    <w:tblPr>
+      <w:tblInd w:w="0" w:type="dxa"/>
+      <w:tblCellMar>
+        <w:top w:w="0" w:type="dxa"/>
+        <w:left w:w="108" w:type="dxa"/>
+        <w:bottom w:w="0" w:type="dxa"/>
+        <w:right w:w="108" w:type="dxa"/>
+      </w:tblCellMar>
+    </w:tblPr>
+  </w:style>
+  <w:style w:type="numbering" w:default="1" w:styleId="Sinlista">
+    <w:name w:val="No List"/>
+    <w:uiPriority w:val="99"/>
+    <w:semiHidden/>
+    <w:unhideWhenUsed/>
+  </w:style>
+  <w:style w:type="table" w:customStyle="1" w:styleId="TableNormal">
+    <w:name w:val="TableNormal"/>
+    <w:tblPr>
+      <w:tblCellMar>
+        <w:top w:w="100" w:type="dxa"/>
+        <w:left w:w="100" w:type="dxa"/>
+        <w:bottom w:w="100" w:type="dxa"/>
+        <w:right w:w="100" w:type="dxa"/>
+      </w:tblCellMar>
+    </w:tblPr>
+  </w:style>
+  <w:style w:type="paragraph" w:styleId="Ttulo">
     <w:name w:val="Title"/>
     <w:basedOn w:val="Normal"/>
     <w:next w:val="Normal"/>
+    <w:uiPriority w:val="10"/>
+    <w:qFormat/>
     <w:pPr>
-      <w:keepNext w:val="1"/>
-      <w:keepLines w:val="1"/>
-      <w:pageBreakBefore w:val="0"/>
-      <w:spacing w:after="60" w:before="0" w:lineRule="auto"/>
+      <w:keepNext/>
+      <w:keepLines/>
+      <w:spacing w:after="60"/>
     </w:pPr>
     <w:rPr>
       <w:sz w:val="52"/>
       <w:szCs w:val="52"/>
     </w:rPr>
   </w:style>
-  <w:style w:type="paragraph" w:styleId="Subtitle">
+  <w:style w:type="paragraph" w:styleId="Subttulo">
     <w:name w:val="Subtitle"/>
     <w:basedOn w:val="Normal"/>
     <w:next w:val="Normal"/>
+    <w:uiPriority w:val="11"/>
+    <w:qFormat/>
     <w:pPr>
-      <w:keepNext w:val="1"/>
-      <w:keepLines w:val="1"/>
-      <w:pageBreakBefore w:val="0"/>
-      <w:spacing w:after="320" w:before="0" w:lineRule="auto"/>
+      <w:keepNext/>
+      <w:keepLines/>
+      <w:spacing w:after="320"/>
     </w:pPr>
     <w:rPr>
-      <w:rFonts w:ascii="Arial" w:cs="Arial" w:eastAsia="Arial" w:hAnsi="Arial"/>
-      <w:i w:val="0"/>
-      <w:iCs w:val="0"/>
       <w:color w:val="666666"/>
       <w:sz w:val="30"/>
       <w:szCs w:val="30"/>
+    </w:rPr>
+  </w:style>
+  <w:style w:type="paragraph" w:styleId="Textocomentario">
+    <w:name w:val="annotation text"/>
+    <w:basedOn w:val="Normal"/>
+    <w:link w:val="TextocomentarioCar"/>
+    <w:uiPriority w:val="99"/>
+    <w:unhideWhenUsed/>
+    <w:pPr>
+      <w:spacing w:line="240" w:lineRule="auto"/>
+    </w:pPr>
+    <w:rPr>
+      <w:sz w:val="20"/>
+      <w:szCs w:val="20"/>
+    </w:rPr>
+  </w:style>
+  <w:style w:type="character" w:customStyle="1" w:styleId="TextocomentarioCar">
+    <w:name w:val="Texto comentario Car"/>
+    <w:basedOn w:val="Fuentedeprrafopredeter"/>
+    <w:link w:val="Textocomentario"/>
+    <w:uiPriority w:val="99"/>
+    <w:rPr>
+      <w:sz w:val="20"/>
+      <w:szCs w:val="20"/>
+    </w:rPr>
+  </w:style>
+  <w:style w:type="character" w:styleId="Refdecomentario">
+    <w:name w:val="annotation reference"/>
+    <w:basedOn w:val="Fuentedeprrafopredeter"/>
+    <w:uiPriority w:val="99"/>
+    <w:semiHidden/>
+    <w:unhideWhenUsed/>
+    <w:rPr>
+      <w:sz w:val="16"/>
+      <w:szCs w:val="16"/>
+    </w:rPr>
+  </w:style>
+  <w:style w:type="paragraph" w:styleId="Asuntodelcomentario">
+    <w:name w:val="annotation subject"/>
+    <w:basedOn w:val="Textocomentario"/>
+    <w:next w:val="Textocomentario"/>
+    <w:link w:val="AsuntodelcomentarioCar"/>
+    <w:uiPriority w:val="99"/>
+    <w:semiHidden/>
+    <w:unhideWhenUsed/>
+    <w:rsid w:val="008C6EBA"/>
+    <w:rPr>
+      <w:b/>
+      <w:bCs/>
+    </w:rPr>
+  </w:style>
+  <w:style w:type="character" w:customStyle="1" w:styleId="AsuntodelcomentarioCar">
+    <w:name w:val="Asunto del comentario Car"/>
+    <w:basedOn w:val="TextocomentarioCar"/>
+    <w:link w:val="Asuntodelcomentario"/>
+    <w:uiPriority w:val="99"/>
+    <w:semiHidden/>
+    <w:rsid w:val="008C6EBA"/>
+    <w:rPr>
+      <w:b/>
+      <w:bCs/>
+      <w:sz w:val="20"/>
+      <w:szCs w:val="20"/>
     </w:rPr>
   </w:style>
 </w:styles>
